--- a/testPlan/test-plan.docx
+++ b/testPlan/test-plan.docx
@@ -696,32 +696,18 @@
           <w:lang w:eastAsia="uk-UA"/>
           <w14:ligatures w14:val="none"/>
         </w:rPr>
-        <w:t>Протоколи</w:t>
-      </w:r>
-      <w:r>
+        <w:t>Протоколи тестів</w:t>
+      </w:r>
+    </w:p>
+    <w:p>
+      <w:pPr>
+        <w:spacing w:before="100" w:beforeAutospacing="1" w:after="100" w:afterAutospacing="1" w:line="240" w:lineRule="auto"/>
+        <w:outlineLvl w:val="2"/>
         <w:rPr>
           <w:rFonts w:ascii="Times New Roman" w:eastAsia="Times New Roman" w:hAnsi="Times New Roman" w:cs="Times New Roman"/>
           <w:b/>
           <w:bCs/>
           <w:kern w:val="0"/>
-          <w:sz w:val="32"/>
-          <w:szCs w:val="32"/>
-          <w:lang w:eastAsia="uk-UA"/>
-          <w14:ligatures w14:val="none"/>
-        </w:rPr>
-        <w:t xml:space="preserve"> тестів</w:t>
-      </w:r>
-    </w:p>
-    <w:p>
-      <w:pPr>
-        <w:numPr>
-          <w:ilvl w:val="0"/>
-          <w:numId w:val="3"/>
-        </w:numPr>
-        <w:spacing w:before="100" w:beforeAutospacing="1" w:after="100" w:afterAutospacing="1" w:line="240" w:lineRule="auto"/>
-        <w:rPr>
-          <w:rFonts w:ascii="Times New Roman" w:eastAsia="Times New Roman" w:hAnsi="Times New Roman" w:cs="Times New Roman"/>
-          <w:kern w:val="0"/>
           <w:sz w:val="28"/>
           <w:szCs w:val="28"/>
           <w:lang w:eastAsia="uk-UA"/>
@@ -739,25 +725,14 @@
           <w:lang w:eastAsia="uk-UA"/>
           <w14:ligatures w14:val="none"/>
         </w:rPr>
-        <w:t>Тест на перевірку некоректних даних</w:t>
-      </w:r>
-      <w:r>
-        <w:rPr>
-          <w:rFonts w:ascii="Times New Roman" w:eastAsia="Times New Roman" w:hAnsi="Times New Roman" w:cs="Times New Roman"/>
-          <w:kern w:val="0"/>
-          <w:sz w:val="28"/>
-          <w:szCs w:val="28"/>
-          <w:lang w:eastAsia="uk-UA"/>
-          <w14:ligatures w14:val="none"/>
-        </w:rPr>
-        <w:t>:</w:t>
-      </w:r>
-    </w:p>
-    <w:p>
-      <w:pPr>
-        <w:numPr>
-          <w:ilvl w:val="1"/>
-          <w:numId w:val="3"/>
+        <w:t>1. Тест на перевірку некоректних даних:</w:t>
+      </w:r>
+    </w:p>
+    <w:p>
+      <w:pPr>
+        <w:numPr>
+          <w:ilvl w:val="0"/>
+          <w:numId w:val="4"/>
         </w:numPr>
         <w:spacing w:before="100" w:beforeAutospacing="1" w:after="100" w:afterAutospacing="1" w:line="240" w:lineRule="auto"/>
         <w:rPr>
@@ -780,25 +755,25 @@
           <w:lang w:eastAsia="uk-UA"/>
           <w14:ligatures w14:val="none"/>
         </w:rPr>
-        <w:t>Опис</w:t>
-      </w:r>
-      <w:r>
-        <w:rPr>
-          <w:rFonts w:ascii="Times New Roman" w:eastAsia="Times New Roman" w:hAnsi="Times New Roman" w:cs="Times New Roman"/>
-          <w:kern w:val="0"/>
-          <w:sz w:val="28"/>
-          <w:szCs w:val="28"/>
-          <w:lang w:eastAsia="uk-UA"/>
-          <w14:ligatures w14:val="none"/>
-        </w:rPr>
-        <w:t>: Перевірка, чи система обробляє некоректні ставки.</w:t>
-      </w:r>
-    </w:p>
-    <w:p>
-      <w:pPr>
-        <w:numPr>
-          <w:ilvl w:val="1"/>
-          <w:numId w:val="3"/>
+        <w:t>Опис:</w:t>
+      </w:r>
+      <w:r>
+        <w:rPr>
+          <w:rFonts w:ascii="Times New Roman" w:eastAsia="Times New Roman" w:hAnsi="Times New Roman" w:cs="Times New Roman"/>
+          <w:kern w:val="0"/>
+          <w:sz w:val="28"/>
+          <w:szCs w:val="28"/>
+          <w:lang w:eastAsia="uk-UA"/>
+          <w14:ligatures w14:val="none"/>
+        </w:rPr>
+        <w:t xml:space="preserve"> Перевірка, чи система обробляє некоректні ставки.</w:t>
+      </w:r>
+    </w:p>
+    <w:p>
+      <w:pPr>
+        <w:numPr>
+          <w:ilvl w:val="0"/>
+          <w:numId w:val="4"/>
         </w:numPr>
         <w:spacing w:before="100" w:beforeAutospacing="1" w:after="100" w:afterAutospacing="1" w:line="240" w:lineRule="auto"/>
         <w:rPr>
@@ -821,25 +796,25 @@
           <w:lang w:eastAsia="uk-UA"/>
           <w14:ligatures w14:val="none"/>
         </w:rPr>
-        <w:t>Кроки</w:t>
-      </w:r>
-      <w:r>
-        <w:rPr>
-          <w:rFonts w:ascii="Times New Roman" w:eastAsia="Times New Roman" w:hAnsi="Times New Roman" w:cs="Times New Roman"/>
-          <w:kern w:val="0"/>
-          <w:sz w:val="28"/>
-          <w:szCs w:val="28"/>
-          <w:lang w:eastAsia="uk-UA"/>
-          <w14:ligatures w14:val="none"/>
-        </w:rPr>
-        <w:t>: Надіслати запит на додавання ставки з від’ємною ціною, великою кількістю нулів, або з використанням неочікуваних символів.</w:t>
-      </w:r>
-    </w:p>
-    <w:p>
-      <w:pPr>
-        <w:numPr>
-          <w:ilvl w:val="1"/>
-          <w:numId w:val="3"/>
+        <w:t>Кроки:</w:t>
+      </w:r>
+      <w:r>
+        <w:rPr>
+          <w:rFonts w:ascii="Times New Roman" w:eastAsia="Times New Roman" w:hAnsi="Times New Roman" w:cs="Times New Roman"/>
+          <w:kern w:val="0"/>
+          <w:sz w:val="28"/>
+          <w:szCs w:val="28"/>
+          <w:lang w:eastAsia="uk-UA"/>
+          <w14:ligatures w14:val="none"/>
+        </w:rPr>
+        <w:t xml:space="preserve"> Надіслати запит на додавання ставки з від’ємною ціною, великою кількістю нулів, або з використанням неочікуваних символів.</w:t>
+      </w:r>
+    </w:p>
+    <w:p>
+      <w:pPr>
+        <w:numPr>
+          <w:ilvl w:val="0"/>
+          <w:numId w:val="4"/>
         </w:numPr>
         <w:spacing w:before="100" w:beforeAutospacing="1" w:after="100" w:afterAutospacing="1" w:line="240" w:lineRule="auto"/>
         <w:rPr>
@@ -862,27 +837,24 @@
           <w:lang w:eastAsia="uk-UA"/>
           <w14:ligatures w14:val="none"/>
         </w:rPr>
-        <w:t>Очікуваний результат</w:t>
-      </w:r>
-      <w:r>
-        <w:rPr>
-          <w:rFonts w:ascii="Times New Roman" w:eastAsia="Times New Roman" w:hAnsi="Times New Roman" w:cs="Times New Roman"/>
-          <w:kern w:val="0"/>
-          <w:sz w:val="28"/>
-          <w:szCs w:val="28"/>
-          <w:lang w:eastAsia="uk-UA"/>
-          <w14:ligatures w14:val="none"/>
-        </w:rPr>
-        <w:t>: Система відхиляє запит і повертає відповідне повідомлення.</w:t>
-      </w:r>
-    </w:p>
-    <w:p>
-      <w:pPr>
-        <w:numPr>
-          <w:ilvl w:val="0"/>
-          <w:numId w:val="3"/>
-        </w:numPr>
-        <w:spacing w:before="100" w:beforeAutospacing="1" w:after="100" w:afterAutospacing="1" w:line="240" w:lineRule="auto"/>
+        <w:t>Очікуваний результат:</w:t>
+      </w:r>
+      <w:r>
+        <w:rPr>
+          <w:rFonts w:ascii="Times New Roman" w:eastAsia="Times New Roman" w:hAnsi="Times New Roman" w:cs="Times New Roman"/>
+          <w:kern w:val="0"/>
+          <w:sz w:val="28"/>
+          <w:szCs w:val="28"/>
+          <w:lang w:eastAsia="uk-UA"/>
+          <w14:ligatures w14:val="none"/>
+        </w:rPr>
+        <w:t xml:space="preserve"> Система відхиляє запит і повертає відповідне повідомлення.</w:t>
+      </w:r>
+    </w:p>
+    <w:p>
+      <w:pPr>
+        <w:spacing w:before="100" w:beforeAutospacing="1" w:after="100" w:afterAutospacing="1" w:line="240" w:lineRule="auto"/>
+        <w:ind w:left="720"/>
         <w:rPr>
           <w:rFonts w:ascii="Times New Roman" w:eastAsia="Times New Roman" w:hAnsi="Times New Roman" w:cs="Times New Roman"/>
           <w:kern w:val="0"/>
@@ -903,25 +875,14 @@
           <w:lang w:eastAsia="uk-UA"/>
           <w14:ligatures w14:val="none"/>
         </w:rPr>
-        <w:t>Тест навантаження</w:t>
-      </w:r>
-      <w:r>
-        <w:rPr>
-          <w:rFonts w:ascii="Times New Roman" w:eastAsia="Times New Roman" w:hAnsi="Times New Roman" w:cs="Times New Roman"/>
-          <w:kern w:val="0"/>
-          <w:sz w:val="28"/>
-          <w:szCs w:val="28"/>
-          <w:lang w:eastAsia="uk-UA"/>
-          <w14:ligatures w14:val="none"/>
-        </w:rPr>
-        <w:t>:</w:t>
-      </w:r>
-    </w:p>
-    <w:p>
-      <w:pPr>
-        <w:numPr>
-          <w:ilvl w:val="1"/>
-          <w:numId w:val="3"/>
+        <w:t>Метрики</w:t>
+      </w:r>
+    </w:p>
+    <w:p>
+      <w:pPr>
+        <w:numPr>
+          <w:ilvl w:val="0"/>
+          <w:numId w:val="5"/>
         </w:numPr>
         <w:spacing w:before="100" w:beforeAutospacing="1" w:after="100" w:afterAutospacing="1" w:line="240" w:lineRule="auto"/>
         <w:rPr>
@@ -945,25 +906,126 @@
           <w14:ligatures w14:val="none"/>
         </w:rPr>
         <w:lastRenderedPageBreak/>
-        <w:t>Опис</w:t>
-      </w:r>
-      <w:r>
-        <w:rPr>
-          <w:rFonts w:ascii="Times New Roman" w:eastAsia="Times New Roman" w:hAnsi="Times New Roman" w:cs="Times New Roman"/>
-          <w:kern w:val="0"/>
-          <w:sz w:val="28"/>
-          <w:szCs w:val="28"/>
-          <w:lang w:eastAsia="uk-UA"/>
-          <w14:ligatures w14:val="none"/>
-        </w:rPr>
-        <w:t>: Тестування системи при високій кількості одночасних користувачів.</w:t>
+        <w:t>Технічного середовища:</w:t>
       </w:r>
     </w:p>
     <w:p>
       <w:pPr>
         <w:numPr>
           <w:ilvl w:val="1"/>
-          <w:numId w:val="3"/>
+          <w:numId w:val="5"/>
+        </w:numPr>
+        <w:spacing w:before="100" w:beforeAutospacing="1" w:after="100" w:afterAutospacing="1" w:line="240" w:lineRule="auto"/>
+        <w:rPr>
+          <w:rFonts w:ascii="Times New Roman" w:eastAsia="Times New Roman" w:hAnsi="Times New Roman" w:cs="Times New Roman"/>
+          <w:kern w:val="0"/>
+          <w:sz w:val="28"/>
+          <w:szCs w:val="28"/>
+          <w:lang w:eastAsia="uk-UA"/>
+          <w14:ligatures w14:val="none"/>
+        </w:rPr>
+      </w:pPr>
+      <w:r>
+        <w:rPr>
+          <w:rFonts w:ascii="Times New Roman" w:eastAsia="Times New Roman" w:hAnsi="Times New Roman" w:cs="Times New Roman"/>
+          <w:kern w:val="0"/>
+          <w:sz w:val="28"/>
+          <w:szCs w:val="28"/>
+          <w:lang w:eastAsia="uk-UA"/>
+          <w14:ligatures w14:val="none"/>
+        </w:rPr>
+        <w:t>Час відповіді: &lt; 2 сек.</w:t>
+      </w:r>
+    </w:p>
+    <w:p>
+      <w:pPr>
+        <w:numPr>
+          <w:ilvl w:val="1"/>
+          <w:numId w:val="5"/>
+        </w:numPr>
+        <w:spacing w:before="100" w:beforeAutospacing="1" w:after="100" w:afterAutospacing="1" w:line="240" w:lineRule="auto"/>
+        <w:rPr>
+          <w:rFonts w:ascii="Times New Roman" w:eastAsia="Times New Roman" w:hAnsi="Times New Roman" w:cs="Times New Roman"/>
+          <w:kern w:val="0"/>
+          <w:sz w:val="28"/>
+          <w:szCs w:val="28"/>
+          <w:lang w:eastAsia="uk-UA"/>
+          <w14:ligatures w14:val="none"/>
+        </w:rPr>
+      </w:pPr>
+      <w:r>
+        <w:rPr>
+          <w:rFonts w:ascii="Times New Roman" w:eastAsia="Times New Roman" w:hAnsi="Times New Roman" w:cs="Times New Roman"/>
+          <w:kern w:val="0"/>
+          <w:sz w:val="28"/>
+          <w:szCs w:val="28"/>
+          <w:lang w:eastAsia="uk-UA"/>
+          <w14:ligatures w14:val="none"/>
+        </w:rPr>
+        <w:t>Пропускна здатність: Мінімум 100 запитів на хвилину.</w:t>
+      </w:r>
+    </w:p>
+    <w:p>
+      <w:pPr>
+        <w:numPr>
+          <w:ilvl w:val="1"/>
+          <w:numId w:val="5"/>
+        </w:numPr>
+        <w:spacing w:before="100" w:beforeAutospacing="1" w:after="100" w:afterAutospacing="1" w:line="240" w:lineRule="auto"/>
+        <w:rPr>
+          <w:rFonts w:ascii="Times New Roman" w:eastAsia="Times New Roman" w:hAnsi="Times New Roman" w:cs="Times New Roman"/>
+          <w:kern w:val="0"/>
+          <w:sz w:val="28"/>
+          <w:szCs w:val="28"/>
+          <w:lang w:eastAsia="uk-UA"/>
+          <w14:ligatures w14:val="none"/>
+        </w:rPr>
+      </w:pPr>
+      <w:r>
+        <w:rPr>
+          <w:rFonts w:ascii="Times New Roman" w:eastAsia="Times New Roman" w:hAnsi="Times New Roman" w:cs="Times New Roman"/>
+          <w:kern w:val="0"/>
+          <w:sz w:val="28"/>
+          <w:szCs w:val="28"/>
+          <w:lang w:eastAsia="uk-UA"/>
+          <w14:ligatures w14:val="none"/>
+        </w:rPr>
+        <w:t>Час обробки: &lt; 1 сек. для обробки некоректного запиту.</w:t>
+      </w:r>
+    </w:p>
+    <w:p>
+      <w:pPr>
+        <w:numPr>
+          <w:ilvl w:val="1"/>
+          <w:numId w:val="5"/>
+        </w:numPr>
+        <w:spacing w:before="100" w:beforeAutospacing="1" w:after="100" w:afterAutospacing="1" w:line="240" w:lineRule="auto"/>
+        <w:rPr>
+          <w:rFonts w:ascii="Times New Roman" w:eastAsia="Times New Roman" w:hAnsi="Times New Roman" w:cs="Times New Roman"/>
+          <w:kern w:val="0"/>
+          <w:sz w:val="28"/>
+          <w:szCs w:val="28"/>
+          <w:lang w:eastAsia="uk-UA"/>
+          <w14:ligatures w14:val="none"/>
+        </w:rPr>
+      </w:pPr>
+      <w:r>
+        <w:rPr>
+          <w:rFonts w:ascii="Times New Roman" w:eastAsia="Times New Roman" w:hAnsi="Times New Roman" w:cs="Times New Roman"/>
+          <w:kern w:val="0"/>
+          <w:sz w:val="28"/>
+          <w:szCs w:val="28"/>
+          <w:lang w:eastAsia="uk-UA"/>
+          <w14:ligatures w14:val="none"/>
+        </w:rPr>
+        <w:t>Використання ресурсів: CPU &lt; 30%, пам’ять &lt; 20% під час тесту.</w:t>
+      </w:r>
+    </w:p>
+    <w:p>
+      <w:pPr>
+        <w:numPr>
+          <w:ilvl w:val="0"/>
+          <w:numId w:val="5"/>
         </w:numPr>
         <w:spacing w:before="100" w:beforeAutospacing="1" w:after="100" w:afterAutospacing="1" w:line="240" w:lineRule="auto"/>
         <w:rPr>
@@ -986,25 +1048,98 @@
           <w:lang w:eastAsia="uk-UA"/>
           <w14:ligatures w14:val="none"/>
         </w:rPr>
-        <w:t>Кроки</w:t>
-      </w:r>
-      <w:r>
-        <w:rPr>
-          <w:rFonts w:ascii="Times New Roman" w:eastAsia="Times New Roman" w:hAnsi="Times New Roman" w:cs="Times New Roman"/>
-          <w:kern w:val="0"/>
-          <w:sz w:val="28"/>
-          <w:szCs w:val="28"/>
-          <w:lang w:eastAsia="uk-UA"/>
-          <w14:ligatures w14:val="none"/>
-        </w:rPr>
-        <w:t>: Імітувати сотні одночасних запитів на перегляд і зміну ставки на одному лоті.</w:t>
+        <w:t>Операційного середовища:</w:t>
       </w:r>
     </w:p>
     <w:p>
       <w:pPr>
         <w:numPr>
           <w:ilvl w:val="1"/>
-          <w:numId w:val="3"/>
+          <w:numId w:val="5"/>
+        </w:numPr>
+        <w:spacing w:before="100" w:beforeAutospacing="1" w:after="100" w:afterAutospacing="1" w:line="240" w:lineRule="auto"/>
+        <w:rPr>
+          <w:rFonts w:ascii="Times New Roman" w:eastAsia="Times New Roman" w:hAnsi="Times New Roman" w:cs="Times New Roman"/>
+          <w:kern w:val="0"/>
+          <w:sz w:val="28"/>
+          <w:szCs w:val="28"/>
+          <w:lang w:eastAsia="uk-UA"/>
+          <w14:ligatures w14:val="none"/>
+        </w:rPr>
+      </w:pPr>
+      <w:r>
+        <w:rPr>
+          <w:rFonts w:ascii="Times New Roman" w:eastAsia="Times New Roman" w:hAnsi="Times New Roman" w:cs="Times New Roman"/>
+          <w:kern w:val="0"/>
+          <w:sz w:val="28"/>
+          <w:szCs w:val="28"/>
+          <w:lang w:eastAsia="uk-UA"/>
+          <w14:ligatures w14:val="none"/>
+        </w:rPr>
+        <w:t>Час запуску/вимкнення: Не більше 5 хвилин для підготовки тестового середовища.</w:t>
+      </w:r>
+    </w:p>
+    <w:p>
+      <w:pPr>
+        <w:numPr>
+          <w:ilvl w:val="1"/>
+          <w:numId w:val="5"/>
+        </w:numPr>
+        <w:spacing w:before="100" w:beforeAutospacing="1" w:after="100" w:afterAutospacing="1" w:line="240" w:lineRule="auto"/>
+        <w:rPr>
+          <w:rFonts w:ascii="Times New Roman" w:eastAsia="Times New Roman" w:hAnsi="Times New Roman" w:cs="Times New Roman"/>
+          <w:kern w:val="0"/>
+          <w:sz w:val="28"/>
+          <w:szCs w:val="28"/>
+          <w:lang w:eastAsia="uk-UA"/>
+          <w14:ligatures w14:val="none"/>
+        </w:rPr>
+      </w:pPr>
+      <w:r>
+        <w:rPr>
+          <w:rFonts w:ascii="Times New Roman" w:eastAsia="Times New Roman" w:hAnsi="Times New Roman" w:cs="Times New Roman"/>
+          <w:kern w:val="0"/>
+          <w:sz w:val="28"/>
+          <w:szCs w:val="28"/>
+          <w:lang w:eastAsia="uk-UA"/>
+          <w14:ligatures w14:val="none"/>
+        </w:rPr>
+        <w:t>Оповіщення: Автоматичне сповіщення при виявленні помилок.</w:t>
+      </w:r>
+    </w:p>
+    <w:p>
+      <w:pPr>
+        <w:numPr>
+          <w:ilvl w:val="1"/>
+          <w:numId w:val="5"/>
+        </w:numPr>
+        <w:spacing w:before="100" w:beforeAutospacing="1" w:after="100" w:afterAutospacing="1" w:line="240" w:lineRule="auto"/>
+        <w:rPr>
+          <w:rFonts w:ascii="Times New Roman" w:eastAsia="Times New Roman" w:hAnsi="Times New Roman" w:cs="Times New Roman"/>
+          <w:kern w:val="0"/>
+          <w:sz w:val="28"/>
+          <w:szCs w:val="28"/>
+          <w:lang w:eastAsia="uk-UA"/>
+          <w14:ligatures w14:val="none"/>
+        </w:rPr>
+      </w:pPr>
+      <w:r>
+        <w:rPr>
+          <w:rFonts w:ascii="Times New Roman" w:eastAsia="Times New Roman" w:hAnsi="Times New Roman" w:cs="Times New Roman"/>
+          <w:kern w:val="0"/>
+          <w:sz w:val="28"/>
+          <w:szCs w:val="28"/>
+          <w:lang w:eastAsia="uk-UA"/>
+          <w14:ligatures w14:val="none"/>
+        </w:rPr>
+        <w:t>Резервне копіювання та відновлення: Наявність резервної копії даних перед тестуванням.</w:t>
+      </w:r>
+    </w:p>
+    <w:p>
+      <w:pPr>
+        <w:numPr>
+          <w:ilvl w:val="0"/>
+          <w:numId w:val="5"/>
         </w:numPr>
         <w:spacing w:before="100" w:beforeAutospacing="1" w:after="100" w:afterAutospacing="1" w:line="240" w:lineRule="auto"/>
         <w:rPr>
@@ -1027,37 +1162,97 @@
           <w:lang w:eastAsia="uk-UA"/>
           <w14:ligatures w14:val="none"/>
         </w:rPr>
-        <w:t>Очікуваний результат</w:t>
-      </w:r>
-      <w:r>
-        <w:rPr>
-          <w:rFonts w:ascii="Times New Roman" w:eastAsia="Times New Roman" w:hAnsi="Times New Roman" w:cs="Times New Roman"/>
-          <w:kern w:val="0"/>
-          <w:sz w:val="28"/>
-          <w:szCs w:val="28"/>
-          <w:lang w:eastAsia="uk-UA"/>
-          <w14:ligatures w14:val="none"/>
-        </w:rPr>
-        <w:t>: Система витримує навантаження без суттєвих затримок у відгуку, оновлення ставок працює коректно.</w:t>
-      </w:r>
-    </w:p>
-    <w:p>
-      <w:pPr>
-        <w:numPr>
-          <w:ilvl w:val="0"/>
-          <w:numId w:val="3"/>
-        </w:numPr>
-        <w:spacing w:before="100" w:beforeAutospacing="1" w:after="100" w:afterAutospacing="1" w:line="240" w:lineRule="auto"/>
-        <w:rPr>
-          <w:rFonts w:ascii="Times New Roman" w:eastAsia="Times New Roman" w:hAnsi="Times New Roman" w:cs="Times New Roman"/>
-          <w:kern w:val="0"/>
-          <w:sz w:val="28"/>
-          <w:szCs w:val="28"/>
-          <w:lang w:eastAsia="uk-UA"/>
-          <w14:ligatures w14:val="none"/>
-        </w:rPr>
-      </w:pPr>
-      <w:r>
+        <w:t>Бізнес середовища:</w:t>
+      </w:r>
+    </w:p>
+    <w:p>
+      <w:pPr>
+        <w:numPr>
+          <w:ilvl w:val="1"/>
+          <w:numId w:val="5"/>
+        </w:numPr>
+        <w:spacing w:before="100" w:beforeAutospacing="1" w:after="100" w:afterAutospacing="1" w:line="240" w:lineRule="auto"/>
+        <w:rPr>
+          <w:rFonts w:ascii="Times New Roman" w:eastAsia="Times New Roman" w:hAnsi="Times New Roman" w:cs="Times New Roman"/>
+          <w:kern w:val="0"/>
+          <w:sz w:val="28"/>
+          <w:szCs w:val="28"/>
+          <w:lang w:eastAsia="uk-UA"/>
+          <w14:ligatures w14:val="none"/>
+        </w:rPr>
+      </w:pPr>
+      <w:r>
+        <w:rPr>
+          <w:rFonts w:ascii="Times New Roman" w:eastAsia="Times New Roman" w:hAnsi="Times New Roman" w:cs="Times New Roman"/>
+          <w:kern w:val="0"/>
+          <w:sz w:val="28"/>
+          <w:szCs w:val="28"/>
+          <w:lang w:eastAsia="uk-UA"/>
+          <w14:ligatures w14:val="none"/>
+        </w:rPr>
+        <w:t>Договір про сервісне обслуговування (SLA): Час відновлення сервісу не більше 4 годин.</w:t>
+      </w:r>
+    </w:p>
+    <w:p>
+      <w:pPr>
+        <w:numPr>
+          <w:ilvl w:val="1"/>
+          <w:numId w:val="5"/>
+        </w:numPr>
+        <w:spacing w:before="100" w:beforeAutospacing="1" w:after="100" w:afterAutospacing="1" w:line="240" w:lineRule="auto"/>
+        <w:rPr>
+          <w:rFonts w:ascii="Times New Roman" w:eastAsia="Times New Roman" w:hAnsi="Times New Roman" w:cs="Times New Roman"/>
+          <w:kern w:val="0"/>
+          <w:sz w:val="28"/>
+          <w:szCs w:val="28"/>
+          <w:lang w:eastAsia="uk-UA"/>
+          <w14:ligatures w14:val="none"/>
+        </w:rPr>
+      </w:pPr>
+      <w:r>
+        <w:rPr>
+          <w:rFonts w:ascii="Times New Roman" w:eastAsia="Times New Roman" w:hAnsi="Times New Roman" w:cs="Times New Roman"/>
+          <w:kern w:val="0"/>
+          <w:sz w:val="28"/>
+          <w:szCs w:val="28"/>
+          <w:lang w:eastAsia="uk-UA"/>
+          <w14:ligatures w14:val="none"/>
+        </w:rPr>
+        <w:t>Пропускна здатність (з точки зору бізнес-обслуговування): Здатність обробляти 100 некоректних запитів на годину без збоїв.</w:t>
+      </w:r>
+    </w:p>
+    <w:p>
+      <w:pPr>
+        <w:numPr>
+          <w:ilvl w:val="1"/>
+          <w:numId w:val="5"/>
+        </w:numPr>
+        <w:spacing w:before="100" w:beforeAutospacing="1" w:after="100" w:afterAutospacing="1" w:line="240" w:lineRule="auto"/>
+        <w:rPr>
+          <w:rFonts w:ascii="Times New Roman" w:eastAsia="Times New Roman" w:hAnsi="Times New Roman" w:cs="Times New Roman"/>
+          <w:kern w:val="0"/>
+          <w:sz w:val="28"/>
+          <w:szCs w:val="28"/>
+          <w:lang w:eastAsia="uk-UA"/>
+          <w14:ligatures w14:val="none"/>
+        </w:rPr>
+      </w:pPr>
+      <w:r>
+        <w:rPr>
+          <w:rFonts w:ascii="Times New Roman" w:eastAsia="Times New Roman" w:hAnsi="Times New Roman" w:cs="Times New Roman"/>
+          <w:kern w:val="0"/>
+          <w:sz w:val="28"/>
+          <w:szCs w:val="28"/>
+          <w:lang w:eastAsia="uk-UA"/>
+          <w14:ligatures w14:val="none"/>
+        </w:rPr>
+        <w:t>Ефективність бізнес-процесів: Зниження кількості помилок на 20% після виправлення.</w:t>
+      </w:r>
+    </w:p>
+    <w:p>
+      <w:pPr>
+        <w:spacing w:before="100" w:beforeAutospacing="1" w:after="100" w:afterAutospacing="1" w:line="240" w:lineRule="auto"/>
+        <w:outlineLvl w:val="2"/>
         <w:rPr>
           <w:rFonts w:ascii="Times New Roman" w:eastAsia="Times New Roman" w:hAnsi="Times New Roman" w:cs="Times New Roman"/>
           <w:b/>
@@ -1068,35 +1263,6 @@
           <w:lang w:eastAsia="uk-UA"/>
           <w14:ligatures w14:val="none"/>
         </w:rPr>
-        <w:t>Тест на конкурентний доступ</w:t>
-      </w:r>
-      <w:r>
-        <w:rPr>
-          <w:rFonts w:ascii="Times New Roman" w:eastAsia="Times New Roman" w:hAnsi="Times New Roman" w:cs="Times New Roman"/>
-          <w:kern w:val="0"/>
-          <w:sz w:val="28"/>
-          <w:szCs w:val="28"/>
-          <w:lang w:eastAsia="uk-UA"/>
-          <w14:ligatures w14:val="none"/>
-        </w:rPr>
-        <w:t>:</w:t>
-      </w:r>
-    </w:p>
-    <w:p>
-      <w:pPr>
-        <w:numPr>
-          <w:ilvl w:val="1"/>
-          <w:numId w:val="3"/>
-        </w:numPr>
-        <w:spacing w:before="100" w:beforeAutospacing="1" w:after="100" w:afterAutospacing="1" w:line="240" w:lineRule="auto"/>
-        <w:rPr>
-          <w:rFonts w:ascii="Times New Roman" w:eastAsia="Times New Roman" w:hAnsi="Times New Roman" w:cs="Times New Roman"/>
-          <w:kern w:val="0"/>
-          <w:sz w:val="28"/>
-          <w:szCs w:val="28"/>
-          <w:lang w:eastAsia="uk-UA"/>
-          <w14:ligatures w14:val="none"/>
-        </w:rPr>
       </w:pPr>
       <w:r>
         <w:rPr>
@@ -1109,47 +1275,14 @@
           <w:lang w:eastAsia="uk-UA"/>
           <w14:ligatures w14:val="none"/>
         </w:rPr>
-        <w:t>Опис</w:t>
-      </w:r>
-      <w:r>
-        <w:rPr>
-          <w:rFonts w:ascii="Times New Roman" w:eastAsia="Times New Roman" w:hAnsi="Times New Roman" w:cs="Times New Roman"/>
-          <w:kern w:val="0"/>
-          <w:sz w:val="28"/>
-          <w:szCs w:val="28"/>
-          <w:lang w:eastAsia="uk-UA"/>
-          <w14:ligatures w14:val="none"/>
-        </w:rPr>
-        <w:t xml:space="preserve">: Перевірка коректності при одночасному доступі до ставки </w:t>
-      </w:r>
-      <w:r>
-        <w:rPr>
-          <w:rFonts w:ascii="Times New Roman" w:eastAsia="Times New Roman" w:hAnsi="Times New Roman" w:cs="Times New Roman"/>
-          <w:kern w:val="0"/>
-          <w:sz w:val="28"/>
-          <w:szCs w:val="28"/>
-          <w:lang w:eastAsia="uk-UA"/>
-          <w14:ligatures w14:val="none"/>
-        </w:rPr>
-        <w:t>багатьма</w:t>
-      </w:r>
-      <w:r>
-        <w:rPr>
-          <w:rFonts w:ascii="Times New Roman" w:eastAsia="Times New Roman" w:hAnsi="Times New Roman" w:cs="Times New Roman"/>
-          <w:kern w:val="0"/>
-          <w:sz w:val="28"/>
-          <w:szCs w:val="28"/>
-          <w:lang w:eastAsia="uk-UA"/>
-          <w14:ligatures w14:val="none"/>
-        </w:rPr>
-        <w:t xml:space="preserve"> користувачами.</w:t>
-      </w:r>
-    </w:p>
-    <w:p>
-      <w:pPr>
-        <w:numPr>
-          <w:ilvl w:val="1"/>
-          <w:numId w:val="3"/>
+        <w:t>2. Тест навантаження:</w:t>
+      </w:r>
+    </w:p>
+    <w:p>
+      <w:pPr>
+        <w:numPr>
+          <w:ilvl w:val="0"/>
+          <w:numId w:val="6"/>
         </w:numPr>
         <w:spacing w:before="100" w:beforeAutospacing="1" w:after="100" w:afterAutospacing="1" w:line="240" w:lineRule="auto"/>
         <w:rPr>
@@ -1172,47 +1305,25 @@
           <w:lang w:eastAsia="uk-UA"/>
           <w14:ligatures w14:val="none"/>
         </w:rPr>
-        <w:t>Кроки</w:t>
-      </w:r>
-      <w:r>
-        <w:rPr>
-          <w:rFonts w:ascii="Times New Roman" w:eastAsia="Times New Roman" w:hAnsi="Times New Roman" w:cs="Times New Roman"/>
-          <w:kern w:val="0"/>
-          <w:sz w:val="28"/>
-          <w:szCs w:val="28"/>
-          <w:lang w:eastAsia="uk-UA"/>
-          <w14:ligatures w14:val="none"/>
-        </w:rPr>
-        <w:t xml:space="preserve">: Імітувати одночасне підвищення ставки </w:t>
-      </w:r>
-      <w:r>
-        <w:rPr>
-          <w:rFonts w:ascii="Times New Roman" w:eastAsia="Times New Roman" w:hAnsi="Times New Roman" w:cs="Times New Roman"/>
-          <w:kern w:val="0"/>
-          <w:sz w:val="28"/>
-          <w:szCs w:val="28"/>
-          <w:lang w:eastAsia="uk-UA"/>
-          <w14:ligatures w14:val="none"/>
-        </w:rPr>
-        <w:t>багатьма</w:t>
-      </w:r>
-      <w:r>
-        <w:rPr>
-          <w:rFonts w:ascii="Times New Roman" w:eastAsia="Times New Roman" w:hAnsi="Times New Roman" w:cs="Times New Roman"/>
-          <w:kern w:val="0"/>
-          <w:sz w:val="28"/>
-          <w:szCs w:val="28"/>
-          <w:lang w:eastAsia="uk-UA"/>
-          <w14:ligatures w14:val="none"/>
-        </w:rPr>
-        <w:t xml:space="preserve"> користувачами.</w:t>
-      </w:r>
-    </w:p>
-    <w:p>
-      <w:pPr>
-        <w:numPr>
-          <w:ilvl w:val="1"/>
-          <w:numId w:val="3"/>
+        <w:t>Опис:</w:t>
+      </w:r>
+      <w:r>
+        <w:rPr>
+          <w:rFonts w:ascii="Times New Roman" w:eastAsia="Times New Roman" w:hAnsi="Times New Roman" w:cs="Times New Roman"/>
+          <w:kern w:val="0"/>
+          <w:sz w:val="28"/>
+          <w:szCs w:val="28"/>
+          <w:lang w:eastAsia="uk-UA"/>
+          <w14:ligatures w14:val="none"/>
+        </w:rPr>
+        <w:t xml:space="preserve"> Тестування системи при високій кількості одночасних користувачів.</w:t>
+      </w:r>
+    </w:p>
+    <w:p>
+      <w:pPr>
+        <w:numPr>
+          <w:ilvl w:val="0"/>
+          <w:numId w:val="6"/>
         </w:numPr>
         <w:spacing w:before="100" w:beforeAutospacing="1" w:after="100" w:afterAutospacing="1" w:line="240" w:lineRule="auto"/>
         <w:rPr>
@@ -1235,25 +1346,25 @@
           <w:lang w:eastAsia="uk-UA"/>
           <w14:ligatures w14:val="none"/>
         </w:rPr>
-        <w:t>Очікуваний результат</w:t>
-      </w:r>
-      <w:r>
-        <w:rPr>
-          <w:rFonts w:ascii="Times New Roman" w:eastAsia="Times New Roman" w:hAnsi="Times New Roman" w:cs="Times New Roman"/>
-          <w:kern w:val="0"/>
-          <w:sz w:val="28"/>
-          <w:szCs w:val="28"/>
-          <w:lang w:eastAsia="uk-UA"/>
-          <w14:ligatures w14:val="none"/>
-        </w:rPr>
-        <w:t>: Ставка оновлюється лише один раз або обробка запитів відбувається послідовно.</w:t>
+        <w:t>Кроки:</w:t>
+      </w:r>
+      <w:r>
+        <w:rPr>
+          <w:rFonts w:ascii="Times New Roman" w:eastAsia="Times New Roman" w:hAnsi="Times New Roman" w:cs="Times New Roman"/>
+          <w:kern w:val="0"/>
+          <w:sz w:val="28"/>
+          <w:szCs w:val="28"/>
+          <w:lang w:eastAsia="uk-UA"/>
+          <w14:ligatures w14:val="none"/>
+        </w:rPr>
+        <w:t xml:space="preserve"> Імітувати сотні одночасних запитів на перегляд і зміну ставки на одному лоті.</w:t>
       </w:r>
     </w:p>
     <w:p>
       <w:pPr>
         <w:numPr>
           <w:ilvl w:val="0"/>
-          <w:numId w:val="3"/>
+          <w:numId w:val="6"/>
         </w:numPr>
         <w:spacing w:before="100" w:beforeAutospacing="1" w:after="100" w:afterAutospacing="1" w:line="240" w:lineRule="auto"/>
         <w:rPr>
@@ -1276,27 +1387,24 @@
           <w:lang w:eastAsia="uk-UA"/>
           <w14:ligatures w14:val="none"/>
         </w:rPr>
-        <w:t>Тест на узгодженість даних</w:t>
-      </w:r>
-      <w:r>
-        <w:rPr>
-          <w:rFonts w:ascii="Times New Roman" w:eastAsia="Times New Roman" w:hAnsi="Times New Roman" w:cs="Times New Roman"/>
-          <w:kern w:val="0"/>
-          <w:sz w:val="28"/>
-          <w:szCs w:val="28"/>
-          <w:lang w:eastAsia="uk-UA"/>
-          <w14:ligatures w14:val="none"/>
-        </w:rPr>
-        <w:t>:</w:t>
-      </w:r>
-    </w:p>
-    <w:p>
-      <w:pPr>
-        <w:numPr>
-          <w:ilvl w:val="1"/>
-          <w:numId w:val="3"/>
-        </w:numPr>
-        <w:spacing w:before="100" w:beforeAutospacing="1" w:after="100" w:afterAutospacing="1" w:line="240" w:lineRule="auto"/>
+        <w:t>Очікуваний результат:</w:t>
+      </w:r>
+      <w:r>
+        <w:rPr>
+          <w:rFonts w:ascii="Times New Roman" w:eastAsia="Times New Roman" w:hAnsi="Times New Roman" w:cs="Times New Roman"/>
+          <w:kern w:val="0"/>
+          <w:sz w:val="28"/>
+          <w:szCs w:val="28"/>
+          <w:lang w:eastAsia="uk-UA"/>
+          <w14:ligatures w14:val="none"/>
+        </w:rPr>
+        <w:t xml:space="preserve"> Система витримує навантаження без суттєвих затримок у відгуку, оновлення ставок працює коректно.</w:t>
+      </w:r>
+    </w:p>
+    <w:p>
+      <w:pPr>
+        <w:spacing w:before="100" w:beforeAutospacing="1" w:after="100" w:afterAutospacing="1" w:line="240" w:lineRule="auto"/>
+        <w:ind w:left="360"/>
         <w:rPr>
           <w:rFonts w:ascii="Times New Roman" w:eastAsia="Times New Roman" w:hAnsi="Times New Roman" w:cs="Times New Roman"/>
           <w:kern w:val="0"/>
@@ -1317,25 +1425,14 @@
           <w:lang w:eastAsia="uk-UA"/>
           <w14:ligatures w14:val="none"/>
         </w:rPr>
-        <w:t>Опис</w:t>
-      </w:r>
-      <w:r>
-        <w:rPr>
-          <w:rFonts w:ascii="Times New Roman" w:eastAsia="Times New Roman" w:hAnsi="Times New Roman" w:cs="Times New Roman"/>
-          <w:kern w:val="0"/>
-          <w:sz w:val="28"/>
-          <w:szCs w:val="28"/>
-          <w:lang w:eastAsia="uk-UA"/>
-          <w14:ligatures w14:val="none"/>
-        </w:rPr>
-        <w:t>: Перевірка узгодженості цін на кільця при частому оновленні.</w:t>
-      </w:r>
-    </w:p>
-    <w:p>
-      <w:pPr>
-        <w:numPr>
-          <w:ilvl w:val="1"/>
-          <w:numId w:val="3"/>
+        <w:t>Метрики:</w:t>
+      </w:r>
+    </w:p>
+    <w:p>
+      <w:pPr>
+        <w:numPr>
+          <w:ilvl w:val="0"/>
+          <w:numId w:val="7"/>
         </w:numPr>
         <w:spacing w:before="100" w:beforeAutospacing="1" w:after="100" w:afterAutospacing="1" w:line="240" w:lineRule="auto"/>
         <w:rPr>
@@ -1358,25 +1455,126 @@
           <w:lang w:eastAsia="uk-UA"/>
           <w14:ligatures w14:val="none"/>
         </w:rPr>
-        <w:t>Кроки</w:t>
-      </w:r>
-      <w:r>
-        <w:rPr>
-          <w:rFonts w:ascii="Times New Roman" w:eastAsia="Times New Roman" w:hAnsi="Times New Roman" w:cs="Times New Roman"/>
-          <w:kern w:val="0"/>
-          <w:sz w:val="28"/>
-          <w:szCs w:val="28"/>
-          <w:lang w:eastAsia="uk-UA"/>
-          <w14:ligatures w14:val="none"/>
-        </w:rPr>
-        <w:t>: Запустити тест на оновлення ціни кільця щосекунди протягом певного часу, імітуючи реальні умови.</w:t>
+        <w:t>Технічного середовища:</w:t>
       </w:r>
     </w:p>
     <w:p>
       <w:pPr>
         <w:numPr>
           <w:ilvl w:val="1"/>
-          <w:numId w:val="3"/>
+          <w:numId w:val="7"/>
+        </w:numPr>
+        <w:spacing w:before="100" w:beforeAutospacing="1" w:after="100" w:afterAutospacing="1" w:line="240" w:lineRule="auto"/>
+        <w:rPr>
+          <w:rFonts w:ascii="Times New Roman" w:eastAsia="Times New Roman" w:hAnsi="Times New Roman" w:cs="Times New Roman"/>
+          <w:kern w:val="0"/>
+          <w:sz w:val="28"/>
+          <w:szCs w:val="28"/>
+          <w:lang w:eastAsia="uk-UA"/>
+          <w14:ligatures w14:val="none"/>
+        </w:rPr>
+      </w:pPr>
+      <w:r>
+        <w:rPr>
+          <w:rFonts w:ascii="Times New Roman" w:eastAsia="Times New Roman" w:hAnsi="Times New Roman" w:cs="Times New Roman"/>
+          <w:kern w:val="0"/>
+          <w:sz w:val="28"/>
+          <w:szCs w:val="28"/>
+          <w:lang w:eastAsia="uk-UA"/>
+          <w14:ligatures w14:val="none"/>
+        </w:rPr>
+        <w:t>Час відповіді: &lt; 1 сек. для 95% запитів.</w:t>
+      </w:r>
+    </w:p>
+    <w:p>
+      <w:pPr>
+        <w:numPr>
+          <w:ilvl w:val="1"/>
+          <w:numId w:val="7"/>
+        </w:numPr>
+        <w:spacing w:before="100" w:beforeAutospacing="1" w:after="100" w:afterAutospacing="1" w:line="240" w:lineRule="auto"/>
+        <w:rPr>
+          <w:rFonts w:ascii="Times New Roman" w:eastAsia="Times New Roman" w:hAnsi="Times New Roman" w:cs="Times New Roman"/>
+          <w:kern w:val="0"/>
+          <w:sz w:val="28"/>
+          <w:szCs w:val="28"/>
+          <w:lang w:eastAsia="uk-UA"/>
+          <w14:ligatures w14:val="none"/>
+        </w:rPr>
+      </w:pPr>
+      <w:r>
+        <w:rPr>
+          <w:rFonts w:ascii="Times New Roman" w:eastAsia="Times New Roman" w:hAnsi="Times New Roman" w:cs="Times New Roman"/>
+          <w:kern w:val="0"/>
+          <w:sz w:val="28"/>
+          <w:szCs w:val="28"/>
+          <w:lang w:eastAsia="uk-UA"/>
+          <w14:ligatures w14:val="none"/>
+        </w:rPr>
+        <w:t>Пропускна здатність: Мінімум 500 запитів на хвилину.</w:t>
+      </w:r>
+    </w:p>
+    <w:p>
+      <w:pPr>
+        <w:numPr>
+          <w:ilvl w:val="1"/>
+          <w:numId w:val="7"/>
+        </w:numPr>
+        <w:spacing w:before="100" w:beforeAutospacing="1" w:after="100" w:afterAutospacing="1" w:line="240" w:lineRule="auto"/>
+        <w:rPr>
+          <w:rFonts w:ascii="Times New Roman" w:eastAsia="Times New Roman" w:hAnsi="Times New Roman" w:cs="Times New Roman"/>
+          <w:kern w:val="0"/>
+          <w:sz w:val="28"/>
+          <w:szCs w:val="28"/>
+          <w:lang w:eastAsia="uk-UA"/>
+          <w14:ligatures w14:val="none"/>
+        </w:rPr>
+      </w:pPr>
+      <w:r>
+        <w:rPr>
+          <w:rFonts w:ascii="Times New Roman" w:eastAsia="Times New Roman" w:hAnsi="Times New Roman" w:cs="Times New Roman"/>
+          <w:kern w:val="0"/>
+          <w:sz w:val="28"/>
+          <w:szCs w:val="28"/>
+          <w:lang w:eastAsia="uk-UA"/>
+          <w14:ligatures w14:val="none"/>
+        </w:rPr>
+        <w:t>Час обробки: &lt; 1 сек. для середнього запиту.</w:t>
+      </w:r>
+    </w:p>
+    <w:p>
+      <w:pPr>
+        <w:numPr>
+          <w:ilvl w:val="1"/>
+          <w:numId w:val="7"/>
+        </w:numPr>
+        <w:spacing w:before="100" w:beforeAutospacing="1" w:after="100" w:afterAutospacing="1" w:line="240" w:lineRule="auto"/>
+        <w:rPr>
+          <w:rFonts w:ascii="Times New Roman" w:eastAsia="Times New Roman" w:hAnsi="Times New Roman" w:cs="Times New Roman"/>
+          <w:kern w:val="0"/>
+          <w:sz w:val="28"/>
+          <w:szCs w:val="28"/>
+          <w:lang w:eastAsia="uk-UA"/>
+          <w14:ligatures w14:val="none"/>
+        </w:rPr>
+      </w:pPr>
+      <w:r>
+        <w:rPr>
+          <w:rFonts w:ascii="Times New Roman" w:eastAsia="Times New Roman" w:hAnsi="Times New Roman" w:cs="Times New Roman"/>
+          <w:kern w:val="0"/>
+          <w:sz w:val="28"/>
+          <w:szCs w:val="28"/>
+          <w:lang w:eastAsia="uk-UA"/>
+          <w14:ligatures w14:val="none"/>
+        </w:rPr>
+        <w:t>Використання ресурсів: CPU &lt; 60%, пам’ять &lt; 50% під час пікового навантаження.</w:t>
+      </w:r>
+    </w:p>
+    <w:p>
+      <w:pPr>
+        <w:numPr>
+          <w:ilvl w:val="0"/>
+          <w:numId w:val="7"/>
         </w:numPr>
         <w:spacing w:before="100" w:beforeAutospacing="1" w:after="100" w:afterAutospacing="1" w:line="240" w:lineRule="auto"/>
         <w:rPr>
@@ -1399,18 +1597,1305 @@
           <w:lang w:eastAsia="uk-UA"/>
           <w14:ligatures w14:val="none"/>
         </w:rPr>
-        <w:t>Очікуваний результат</w:t>
-      </w:r>
-      <w:r>
-        <w:rPr>
-          <w:rFonts w:ascii="Times New Roman" w:eastAsia="Times New Roman" w:hAnsi="Times New Roman" w:cs="Times New Roman"/>
-          <w:kern w:val="0"/>
-          <w:sz w:val="28"/>
-          <w:szCs w:val="28"/>
-          <w:lang w:eastAsia="uk-UA"/>
-          <w14:ligatures w14:val="none"/>
-        </w:rPr>
-        <w:t>: Ціна завжди залишається актуальною і відображається коректно.</w:t>
+        <w:t>Операційного середовища:</w:t>
+      </w:r>
+    </w:p>
+    <w:p>
+      <w:pPr>
+        <w:numPr>
+          <w:ilvl w:val="1"/>
+          <w:numId w:val="7"/>
+        </w:numPr>
+        <w:spacing w:before="100" w:beforeAutospacing="1" w:after="100" w:afterAutospacing="1" w:line="240" w:lineRule="auto"/>
+        <w:rPr>
+          <w:rFonts w:ascii="Times New Roman" w:eastAsia="Times New Roman" w:hAnsi="Times New Roman" w:cs="Times New Roman"/>
+          <w:kern w:val="0"/>
+          <w:sz w:val="28"/>
+          <w:szCs w:val="28"/>
+          <w:lang w:eastAsia="uk-UA"/>
+          <w14:ligatures w14:val="none"/>
+        </w:rPr>
+      </w:pPr>
+      <w:r>
+        <w:rPr>
+          <w:rFonts w:ascii="Times New Roman" w:eastAsia="Times New Roman" w:hAnsi="Times New Roman" w:cs="Times New Roman"/>
+          <w:kern w:val="0"/>
+          <w:sz w:val="28"/>
+          <w:szCs w:val="28"/>
+          <w:lang w:eastAsia="uk-UA"/>
+          <w14:ligatures w14:val="none"/>
+        </w:rPr>
+        <w:t>Час запуску/вимкнення: Не більше 10 хвилин для налаштування тестування.</w:t>
+      </w:r>
+    </w:p>
+    <w:p>
+      <w:pPr>
+        <w:numPr>
+          <w:ilvl w:val="1"/>
+          <w:numId w:val="7"/>
+        </w:numPr>
+        <w:spacing w:before="100" w:beforeAutospacing="1" w:after="100" w:afterAutospacing="1" w:line="240" w:lineRule="auto"/>
+        <w:rPr>
+          <w:rFonts w:ascii="Times New Roman" w:eastAsia="Times New Roman" w:hAnsi="Times New Roman" w:cs="Times New Roman"/>
+          <w:kern w:val="0"/>
+          <w:sz w:val="28"/>
+          <w:szCs w:val="28"/>
+          <w:lang w:eastAsia="uk-UA"/>
+          <w14:ligatures w14:val="none"/>
+        </w:rPr>
+      </w:pPr>
+      <w:r>
+        <w:rPr>
+          <w:rFonts w:ascii="Times New Roman" w:eastAsia="Times New Roman" w:hAnsi="Times New Roman" w:cs="Times New Roman"/>
+          <w:kern w:val="0"/>
+          <w:sz w:val="28"/>
+          <w:szCs w:val="28"/>
+          <w:lang w:eastAsia="uk-UA"/>
+          <w14:ligatures w14:val="none"/>
+        </w:rPr>
+        <w:t>Оповіщення: Моніторинг системи з автоматичними оповіщеннями при перевищенні порогів.</w:t>
+      </w:r>
+    </w:p>
+    <w:p>
+      <w:pPr>
+        <w:numPr>
+          <w:ilvl w:val="1"/>
+          <w:numId w:val="7"/>
+        </w:numPr>
+        <w:spacing w:before="100" w:beforeAutospacing="1" w:after="100" w:afterAutospacing="1" w:line="240" w:lineRule="auto"/>
+        <w:rPr>
+          <w:rFonts w:ascii="Times New Roman" w:eastAsia="Times New Roman" w:hAnsi="Times New Roman" w:cs="Times New Roman"/>
+          <w:kern w:val="0"/>
+          <w:sz w:val="28"/>
+          <w:szCs w:val="28"/>
+          <w:lang w:eastAsia="uk-UA"/>
+          <w14:ligatures w14:val="none"/>
+        </w:rPr>
+      </w:pPr>
+      <w:r>
+        <w:rPr>
+          <w:rFonts w:ascii="Times New Roman" w:eastAsia="Times New Roman" w:hAnsi="Times New Roman" w:cs="Times New Roman"/>
+          <w:kern w:val="0"/>
+          <w:sz w:val="28"/>
+          <w:szCs w:val="28"/>
+          <w:lang w:eastAsia="uk-UA"/>
+          <w14:ligatures w14:val="none"/>
+        </w:rPr>
+        <w:t>Резервне копіювання та відновлення: Резервне копіювання перед тестом, перевірка відновлення.</w:t>
+      </w:r>
+    </w:p>
+    <w:p>
+      <w:pPr>
+        <w:numPr>
+          <w:ilvl w:val="0"/>
+          <w:numId w:val="7"/>
+        </w:numPr>
+        <w:spacing w:before="100" w:beforeAutospacing="1" w:after="100" w:afterAutospacing="1" w:line="240" w:lineRule="auto"/>
+        <w:rPr>
+          <w:rFonts w:ascii="Times New Roman" w:eastAsia="Times New Roman" w:hAnsi="Times New Roman" w:cs="Times New Roman"/>
+          <w:kern w:val="0"/>
+          <w:sz w:val="28"/>
+          <w:szCs w:val="28"/>
+          <w:lang w:eastAsia="uk-UA"/>
+          <w14:ligatures w14:val="none"/>
+        </w:rPr>
+      </w:pPr>
+      <w:r>
+        <w:rPr>
+          <w:rFonts w:ascii="Times New Roman" w:eastAsia="Times New Roman" w:hAnsi="Times New Roman" w:cs="Times New Roman"/>
+          <w:b/>
+          <w:bCs/>
+          <w:kern w:val="0"/>
+          <w:sz w:val="28"/>
+          <w:szCs w:val="28"/>
+          <w:lang w:eastAsia="uk-UA"/>
+          <w14:ligatures w14:val="none"/>
+        </w:rPr>
+        <w:t>Бізнес середовища:</w:t>
+      </w:r>
+    </w:p>
+    <w:p>
+      <w:pPr>
+        <w:numPr>
+          <w:ilvl w:val="1"/>
+          <w:numId w:val="7"/>
+        </w:numPr>
+        <w:spacing w:before="100" w:beforeAutospacing="1" w:after="100" w:afterAutospacing="1" w:line="240" w:lineRule="auto"/>
+        <w:rPr>
+          <w:rFonts w:ascii="Times New Roman" w:eastAsia="Times New Roman" w:hAnsi="Times New Roman" w:cs="Times New Roman"/>
+          <w:kern w:val="0"/>
+          <w:sz w:val="28"/>
+          <w:szCs w:val="28"/>
+          <w:lang w:eastAsia="uk-UA"/>
+          <w14:ligatures w14:val="none"/>
+        </w:rPr>
+      </w:pPr>
+      <w:r>
+        <w:rPr>
+          <w:rFonts w:ascii="Times New Roman" w:eastAsia="Times New Roman" w:hAnsi="Times New Roman" w:cs="Times New Roman"/>
+          <w:kern w:val="0"/>
+          <w:sz w:val="28"/>
+          <w:szCs w:val="28"/>
+          <w:lang w:eastAsia="uk-UA"/>
+          <w14:ligatures w14:val="none"/>
+        </w:rPr>
+        <w:t>Договір про сервісне обслуговування (SLA): Гарантія доступності сервісу 99.9%.</w:t>
+      </w:r>
+    </w:p>
+    <w:p>
+      <w:pPr>
+        <w:numPr>
+          <w:ilvl w:val="1"/>
+          <w:numId w:val="7"/>
+        </w:numPr>
+        <w:spacing w:before="100" w:beforeAutospacing="1" w:after="100" w:afterAutospacing="1" w:line="240" w:lineRule="auto"/>
+        <w:rPr>
+          <w:rFonts w:ascii="Times New Roman" w:eastAsia="Times New Roman" w:hAnsi="Times New Roman" w:cs="Times New Roman"/>
+          <w:kern w:val="0"/>
+          <w:sz w:val="28"/>
+          <w:szCs w:val="28"/>
+          <w:lang w:eastAsia="uk-UA"/>
+          <w14:ligatures w14:val="none"/>
+        </w:rPr>
+      </w:pPr>
+      <w:r>
+        <w:rPr>
+          <w:rFonts w:ascii="Times New Roman" w:eastAsia="Times New Roman" w:hAnsi="Times New Roman" w:cs="Times New Roman"/>
+          <w:kern w:val="0"/>
+          <w:sz w:val="28"/>
+          <w:szCs w:val="28"/>
+          <w:lang w:eastAsia="uk-UA"/>
+          <w14:ligatures w14:val="none"/>
+        </w:rPr>
+        <w:lastRenderedPageBreak/>
+        <w:t>Пропускна здатність (з точки зору бізнес-обслуговування): Обслуговування 1000 користувачів одночасно без збоїв.</w:t>
+      </w:r>
+    </w:p>
+    <w:p>
+      <w:pPr>
+        <w:numPr>
+          <w:ilvl w:val="1"/>
+          <w:numId w:val="7"/>
+        </w:numPr>
+        <w:spacing w:before="100" w:beforeAutospacing="1" w:after="100" w:afterAutospacing="1" w:line="240" w:lineRule="auto"/>
+        <w:rPr>
+          <w:rFonts w:ascii="Times New Roman" w:eastAsia="Times New Roman" w:hAnsi="Times New Roman" w:cs="Times New Roman"/>
+          <w:kern w:val="0"/>
+          <w:sz w:val="28"/>
+          <w:szCs w:val="28"/>
+          <w:lang w:eastAsia="uk-UA"/>
+          <w14:ligatures w14:val="none"/>
+        </w:rPr>
+      </w:pPr>
+      <w:r>
+        <w:rPr>
+          <w:rFonts w:ascii="Times New Roman" w:eastAsia="Times New Roman" w:hAnsi="Times New Roman" w:cs="Times New Roman"/>
+          <w:kern w:val="0"/>
+          <w:sz w:val="28"/>
+          <w:szCs w:val="28"/>
+          <w:lang w:eastAsia="uk-UA"/>
+          <w14:ligatures w14:val="none"/>
+        </w:rPr>
+        <w:t>Ефективність бізнес-процесів: Підвищення швидкості обробки замовлень на 30%.</w:t>
+      </w:r>
+    </w:p>
+    <w:p>
+      <w:pPr>
+        <w:spacing w:before="100" w:beforeAutospacing="1" w:after="100" w:afterAutospacing="1" w:line="240" w:lineRule="auto"/>
+        <w:outlineLvl w:val="2"/>
+        <w:rPr>
+          <w:rFonts w:ascii="Times New Roman" w:eastAsia="Times New Roman" w:hAnsi="Times New Roman" w:cs="Times New Roman"/>
+          <w:b/>
+          <w:bCs/>
+          <w:kern w:val="0"/>
+          <w:sz w:val="28"/>
+          <w:szCs w:val="28"/>
+          <w:lang w:eastAsia="uk-UA"/>
+          <w14:ligatures w14:val="none"/>
+        </w:rPr>
+      </w:pPr>
+      <w:r>
+        <w:rPr>
+          <w:rFonts w:ascii="Times New Roman" w:eastAsia="Times New Roman" w:hAnsi="Times New Roman" w:cs="Times New Roman"/>
+          <w:b/>
+          <w:bCs/>
+          <w:kern w:val="0"/>
+          <w:sz w:val="28"/>
+          <w:szCs w:val="28"/>
+          <w:lang w:eastAsia="uk-UA"/>
+          <w14:ligatures w14:val="none"/>
+        </w:rPr>
+        <w:t>3. Тест на конкурентний доступ:</w:t>
+      </w:r>
+    </w:p>
+    <w:p>
+      <w:pPr>
+        <w:numPr>
+          <w:ilvl w:val="0"/>
+          <w:numId w:val="8"/>
+        </w:numPr>
+        <w:spacing w:before="100" w:beforeAutospacing="1" w:after="100" w:afterAutospacing="1" w:line="240" w:lineRule="auto"/>
+        <w:rPr>
+          <w:rFonts w:ascii="Times New Roman" w:eastAsia="Times New Roman" w:hAnsi="Times New Roman" w:cs="Times New Roman"/>
+          <w:kern w:val="0"/>
+          <w:sz w:val="28"/>
+          <w:szCs w:val="28"/>
+          <w:lang w:eastAsia="uk-UA"/>
+          <w14:ligatures w14:val="none"/>
+        </w:rPr>
+      </w:pPr>
+      <w:r>
+        <w:rPr>
+          <w:rFonts w:ascii="Times New Roman" w:eastAsia="Times New Roman" w:hAnsi="Times New Roman" w:cs="Times New Roman"/>
+          <w:b/>
+          <w:bCs/>
+          <w:kern w:val="0"/>
+          <w:sz w:val="28"/>
+          <w:szCs w:val="28"/>
+          <w:lang w:eastAsia="uk-UA"/>
+          <w14:ligatures w14:val="none"/>
+        </w:rPr>
+        <w:t>Опис:</w:t>
+      </w:r>
+      <w:r>
+        <w:rPr>
+          <w:rFonts w:ascii="Times New Roman" w:eastAsia="Times New Roman" w:hAnsi="Times New Roman" w:cs="Times New Roman"/>
+          <w:kern w:val="0"/>
+          <w:sz w:val="28"/>
+          <w:szCs w:val="28"/>
+          <w:lang w:eastAsia="uk-UA"/>
+          <w14:ligatures w14:val="none"/>
+        </w:rPr>
+        <w:t xml:space="preserve"> Перевірка коректності при одночасному доступі до ставки багатьма користувачами.</w:t>
+      </w:r>
+    </w:p>
+    <w:p>
+      <w:pPr>
+        <w:numPr>
+          <w:ilvl w:val="0"/>
+          <w:numId w:val="8"/>
+        </w:numPr>
+        <w:spacing w:before="100" w:beforeAutospacing="1" w:after="100" w:afterAutospacing="1" w:line="240" w:lineRule="auto"/>
+        <w:rPr>
+          <w:rFonts w:ascii="Times New Roman" w:eastAsia="Times New Roman" w:hAnsi="Times New Roman" w:cs="Times New Roman"/>
+          <w:kern w:val="0"/>
+          <w:sz w:val="28"/>
+          <w:szCs w:val="28"/>
+          <w:lang w:eastAsia="uk-UA"/>
+          <w14:ligatures w14:val="none"/>
+        </w:rPr>
+      </w:pPr>
+      <w:r>
+        <w:rPr>
+          <w:rFonts w:ascii="Times New Roman" w:eastAsia="Times New Roman" w:hAnsi="Times New Roman" w:cs="Times New Roman"/>
+          <w:b/>
+          <w:bCs/>
+          <w:kern w:val="0"/>
+          <w:sz w:val="28"/>
+          <w:szCs w:val="28"/>
+          <w:lang w:eastAsia="uk-UA"/>
+          <w14:ligatures w14:val="none"/>
+        </w:rPr>
+        <w:t>Кроки:</w:t>
+      </w:r>
+      <w:r>
+        <w:rPr>
+          <w:rFonts w:ascii="Times New Roman" w:eastAsia="Times New Roman" w:hAnsi="Times New Roman" w:cs="Times New Roman"/>
+          <w:kern w:val="0"/>
+          <w:sz w:val="28"/>
+          <w:szCs w:val="28"/>
+          <w:lang w:eastAsia="uk-UA"/>
+          <w14:ligatures w14:val="none"/>
+        </w:rPr>
+        <w:t xml:space="preserve"> Імітувати одночасне підвищення ставки багатьма користувачами.</w:t>
+      </w:r>
+    </w:p>
+    <w:p>
+      <w:pPr>
+        <w:numPr>
+          <w:ilvl w:val="0"/>
+          <w:numId w:val="8"/>
+        </w:numPr>
+        <w:spacing w:before="100" w:beforeAutospacing="1" w:after="100" w:afterAutospacing="1" w:line="240" w:lineRule="auto"/>
+        <w:rPr>
+          <w:rFonts w:ascii="Times New Roman" w:eastAsia="Times New Roman" w:hAnsi="Times New Roman" w:cs="Times New Roman"/>
+          <w:kern w:val="0"/>
+          <w:sz w:val="28"/>
+          <w:szCs w:val="28"/>
+          <w:lang w:eastAsia="uk-UA"/>
+          <w14:ligatures w14:val="none"/>
+        </w:rPr>
+      </w:pPr>
+      <w:r>
+        <w:rPr>
+          <w:rFonts w:ascii="Times New Roman" w:eastAsia="Times New Roman" w:hAnsi="Times New Roman" w:cs="Times New Roman"/>
+          <w:b/>
+          <w:bCs/>
+          <w:kern w:val="0"/>
+          <w:sz w:val="28"/>
+          <w:szCs w:val="28"/>
+          <w:lang w:eastAsia="uk-UA"/>
+          <w14:ligatures w14:val="none"/>
+        </w:rPr>
+        <w:t>Очікуваний результат:</w:t>
+      </w:r>
+      <w:r>
+        <w:rPr>
+          <w:rFonts w:ascii="Times New Roman" w:eastAsia="Times New Roman" w:hAnsi="Times New Roman" w:cs="Times New Roman"/>
+          <w:kern w:val="0"/>
+          <w:sz w:val="28"/>
+          <w:szCs w:val="28"/>
+          <w:lang w:eastAsia="uk-UA"/>
+          <w14:ligatures w14:val="none"/>
+        </w:rPr>
+        <w:t xml:space="preserve"> Ставка оновлюється лише один раз або обробка запитів відбувається послідовно.</w:t>
+      </w:r>
+    </w:p>
+    <w:p>
+      <w:pPr>
+        <w:spacing w:before="100" w:beforeAutospacing="1" w:after="100" w:afterAutospacing="1" w:line="240" w:lineRule="auto"/>
+        <w:ind w:left="360"/>
+        <w:rPr>
+          <w:rFonts w:ascii="Times New Roman" w:eastAsia="Times New Roman" w:hAnsi="Times New Roman" w:cs="Times New Roman"/>
+          <w:kern w:val="0"/>
+          <w:sz w:val="28"/>
+          <w:szCs w:val="28"/>
+          <w:lang w:eastAsia="uk-UA"/>
+          <w14:ligatures w14:val="none"/>
+        </w:rPr>
+      </w:pPr>
+      <w:r>
+        <w:rPr>
+          <w:rFonts w:ascii="Times New Roman" w:eastAsia="Times New Roman" w:hAnsi="Times New Roman" w:cs="Times New Roman"/>
+          <w:b/>
+          <w:bCs/>
+          <w:kern w:val="0"/>
+          <w:sz w:val="28"/>
+          <w:szCs w:val="28"/>
+          <w:lang w:eastAsia="uk-UA"/>
+          <w14:ligatures w14:val="none"/>
+        </w:rPr>
+        <w:t>Мметрики:</w:t>
+      </w:r>
+    </w:p>
+    <w:p>
+      <w:pPr>
+        <w:numPr>
+          <w:ilvl w:val="0"/>
+          <w:numId w:val="9"/>
+        </w:numPr>
+        <w:spacing w:before="100" w:beforeAutospacing="1" w:after="100" w:afterAutospacing="1" w:line="240" w:lineRule="auto"/>
+        <w:rPr>
+          <w:rFonts w:ascii="Times New Roman" w:eastAsia="Times New Roman" w:hAnsi="Times New Roman" w:cs="Times New Roman"/>
+          <w:kern w:val="0"/>
+          <w:sz w:val="28"/>
+          <w:szCs w:val="28"/>
+          <w:lang w:eastAsia="uk-UA"/>
+          <w14:ligatures w14:val="none"/>
+        </w:rPr>
+      </w:pPr>
+      <w:r>
+        <w:rPr>
+          <w:rFonts w:ascii="Times New Roman" w:eastAsia="Times New Roman" w:hAnsi="Times New Roman" w:cs="Times New Roman"/>
+          <w:b/>
+          <w:bCs/>
+          <w:kern w:val="0"/>
+          <w:sz w:val="28"/>
+          <w:szCs w:val="28"/>
+          <w:lang w:eastAsia="uk-UA"/>
+          <w14:ligatures w14:val="none"/>
+        </w:rPr>
+        <w:t>Технічного середовища:</w:t>
+      </w:r>
+    </w:p>
+    <w:p>
+      <w:pPr>
+        <w:numPr>
+          <w:ilvl w:val="1"/>
+          <w:numId w:val="9"/>
+        </w:numPr>
+        <w:spacing w:before="100" w:beforeAutospacing="1" w:after="100" w:afterAutospacing="1" w:line="240" w:lineRule="auto"/>
+        <w:rPr>
+          <w:rFonts w:ascii="Times New Roman" w:eastAsia="Times New Roman" w:hAnsi="Times New Roman" w:cs="Times New Roman"/>
+          <w:kern w:val="0"/>
+          <w:sz w:val="28"/>
+          <w:szCs w:val="28"/>
+          <w:lang w:eastAsia="uk-UA"/>
+          <w14:ligatures w14:val="none"/>
+        </w:rPr>
+      </w:pPr>
+      <w:r>
+        <w:rPr>
+          <w:rFonts w:ascii="Times New Roman" w:eastAsia="Times New Roman" w:hAnsi="Times New Roman" w:cs="Times New Roman"/>
+          <w:kern w:val="0"/>
+          <w:sz w:val="28"/>
+          <w:szCs w:val="28"/>
+          <w:lang w:eastAsia="uk-UA"/>
+          <w14:ligatures w14:val="none"/>
+        </w:rPr>
+        <w:t>Час відповіді: &lt; 2 сек. для 95% запитів.</w:t>
+      </w:r>
+    </w:p>
+    <w:p>
+      <w:pPr>
+        <w:numPr>
+          <w:ilvl w:val="1"/>
+          <w:numId w:val="9"/>
+        </w:numPr>
+        <w:spacing w:before="100" w:beforeAutospacing="1" w:after="100" w:afterAutospacing="1" w:line="240" w:lineRule="auto"/>
+        <w:rPr>
+          <w:rFonts w:ascii="Times New Roman" w:eastAsia="Times New Roman" w:hAnsi="Times New Roman" w:cs="Times New Roman"/>
+          <w:kern w:val="0"/>
+          <w:sz w:val="28"/>
+          <w:szCs w:val="28"/>
+          <w:lang w:eastAsia="uk-UA"/>
+          <w14:ligatures w14:val="none"/>
+        </w:rPr>
+      </w:pPr>
+      <w:r>
+        <w:rPr>
+          <w:rFonts w:ascii="Times New Roman" w:eastAsia="Times New Roman" w:hAnsi="Times New Roman" w:cs="Times New Roman"/>
+          <w:kern w:val="0"/>
+          <w:sz w:val="28"/>
+          <w:szCs w:val="28"/>
+          <w:lang w:eastAsia="uk-UA"/>
+          <w14:ligatures w14:val="none"/>
+        </w:rPr>
+        <w:t>Пропускна здатність: Мінімум 200 одночасних запитів.</w:t>
+      </w:r>
+    </w:p>
+    <w:p>
+      <w:pPr>
+        <w:numPr>
+          <w:ilvl w:val="1"/>
+          <w:numId w:val="9"/>
+        </w:numPr>
+        <w:spacing w:before="100" w:beforeAutospacing="1" w:after="100" w:afterAutospacing="1" w:line="240" w:lineRule="auto"/>
+        <w:rPr>
+          <w:rFonts w:ascii="Times New Roman" w:eastAsia="Times New Roman" w:hAnsi="Times New Roman" w:cs="Times New Roman"/>
+          <w:kern w:val="0"/>
+          <w:sz w:val="28"/>
+          <w:szCs w:val="28"/>
+          <w:lang w:eastAsia="uk-UA"/>
+          <w14:ligatures w14:val="none"/>
+        </w:rPr>
+      </w:pPr>
+      <w:r>
+        <w:rPr>
+          <w:rFonts w:ascii="Times New Roman" w:eastAsia="Times New Roman" w:hAnsi="Times New Roman" w:cs="Times New Roman"/>
+          <w:kern w:val="0"/>
+          <w:sz w:val="28"/>
+          <w:szCs w:val="28"/>
+          <w:lang w:eastAsia="uk-UA"/>
+          <w14:ligatures w14:val="none"/>
+        </w:rPr>
+        <w:t>Час обробки: &lt; 1 сек. для обробки ставки.</w:t>
+      </w:r>
+    </w:p>
+    <w:p>
+      <w:pPr>
+        <w:numPr>
+          <w:ilvl w:val="1"/>
+          <w:numId w:val="9"/>
+        </w:numPr>
+        <w:spacing w:before="100" w:beforeAutospacing="1" w:after="100" w:afterAutospacing="1" w:line="240" w:lineRule="auto"/>
+        <w:rPr>
+          <w:rFonts w:ascii="Times New Roman" w:eastAsia="Times New Roman" w:hAnsi="Times New Roman" w:cs="Times New Roman"/>
+          <w:kern w:val="0"/>
+          <w:sz w:val="28"/>
+          <w:szCs w:val="28"/>
+          <w:lang w:eastAsia="uk-UA"/>
+          <w14:ligatures w14:val="none"/>
+        </w:rPr>
+      </w:pPr>
+      <w:r>
+        <w:rPr>
+          <w:rFonts w:ascii="Times New Roman" w:eastAsia="Times New Roman" w:hAnsi="Times New Roman" w:cs="Times New Roman"/>
+          <w:kern w:val="0"/>
+          <w:sz w:val="28"/>
+          <w:szCs w:val="28"/>
+          <w:lang w:eastAsia="uk-UA"/>
+          <w14:ligatures w14:val="none"/>
+        </w:rPr>
+        <w:t>Використання ресурсів: CPU &lt; 40%, пам’ять &lt; 30%.</w:t>
+      </w:r>
+    </w:p>
+    <w:p>
+      <w:pPr>
+        <w:numPr>
+          <w:ilvl w:val="0"/>
+          <w:numId w:val="9"/>
+        </w:numPr>
+        <w:spacing w:before="100" w:beforeAutospacing="1" w:after="100" w:afterAutospacing="1" w:line="240" w:lineRule="auto"/>
+        <w:rPr>
+          <w:rFonts w:ascii="Times New Roman" w:eastAsia="Times New Roman" w:hAnsi="Times New Roman" w:cs="Times New Roman"/>
+          <w:kern w:val="0"/>
+          <w:sz w:val="28"/>
+          <w:szCs w:val="28"/>
+          <w:lang w:eastAsia="uk-UA"/>
+          <w14:ligatures w14:val="none"/>
+        </w:rPr>
+      </w:pPr>
+      <w:r>
+        <w:rPr>
+          <w:rFonts w:ascii="Times New Roman" w:eastAsia="Times New Roman" w:hAnsi="Times New Roman" w:cs="Times New Roman"/>
+          <w:b/>
+          <w:bCs/>
+          <w:kern w:val="0"/>
+          <w:sz w:val="28"/>
+          <w:szCs w:val="28"/>
+          <w:lang w:eastAsia="uk-UA"/>
+          <w14:ligatures w14:val="none"/>
+        </w:rPr>
+        <w:t>Операційного середовища:</w:t>
+      </w:r>
+    </w:p>
+    <w:p>
+      <w:pPr>
+        <w:numPr>
+          <w:ilvl w:val="1"/>
+          <w:numId w:val="9"/>
+        </w:numPr>
+        <w:spacing w:before="100" w:beforeAutospacing="1" w:after="100" w:afterAutospacing="1" w:line="240" w:lineRule="auto"/>
+        <w:rPr>
+          <w:rFonts w:ascii="Times New Roman" w:eastAsia="Times New Roman" w:hAnsi="Times New Roman" w:cs="Times New Roman"/>
+          <w:kern w:val="0"/>
+          <w:sz w:val="28"/>
+          <w:szCs w:val="28"/>
+          <w:lang w:eastAsia="uk-UA"/>
+          <w14:ligatures w14:val="none"/>
+        </w:rPr>
+      </w:pPr>
+      <w:r>
+        <w:rPr>
+          <w:rFonts w:ascii="Times New Roman" w:eastAsia="Times New Roman" w:hAnsi="Times New Roman" w:cs="Times New Roman"/>
+          <w:kern w:val="0"/>
+          <w:sz w:val="28"/>
+          <w:szCs w:val="28"/>
+          <w:lang w:eastAsia="uk-UA"/>
+          <w14:ligatures w14:val="none"/>
+        </w:rPr>
+        <w:t>Час запуску/вимкнення: Не більше 5 хвилин для налаштування тесту.</w:t>
+      </w:r>
+    </w:p>
+    <w:p>
+      <w:pPr>
+        <w:numPr>
+          <w:ilvl w:val="1"/>
+          <w:numId w:val="9"/>
+        </w:numPr>
+        <w:spacing w:before="100" w:beforeAutospacing="1" w:after="100" w:afterAutospacing="1" w:line="240" w:lineRule="auto"/>
+        <w:rPr>
+          <w:rFonts w:ascii="Times New Roman" w:eastAsia="Times New Roman" w:hAnsi="Times New Roman" w:cs="Times New Roman"/>
+          <w:kern w:val="0"/>
+          <w:sz w:val="28"/>
+          <w:szCs w:val="28"/>
+          <w:lang w:eastAsia="uk-UA"/>
+          <w14:ligatures w14:val="none"/>
+        </w:rPr>
+      </w:pPr>
+      <w:r>
+        <w:rPr>
+          <w:rFonts w:ascii="Times New Roman" w:eastAsia="Times New Roman" w:hAnsi="Times New Roman" w:cs="Times New Roman"/>
+          <w:kern w:val="0"/>
+          <w:sz w:val="28"/>
+          <w:szCs w:val="28"/>
+          <w:lang w:eastAsia="uk-UA"/>
+          <w14:ligatures w14:val="none"/>
+        </w:rPr>
+        <w:t>Оповіщення: Аварійні сповіщення при конфліктах доступу.</w:t>
+      </w:r>
+    </w:p>
+    <w:p>
+      <w:pPr>
+        <w:numPr>
+          <w:ilvl w:val="1"/>
+          <w:numId w:val="9"/>
+        </w:numPr>
+        <w:spacing w:before="100" w:beforeAutospacing="1" w:after="100" w:afterAutospacing="1" w:line="240" w:lineRule="auto"/>
+        <w:rPr>
+          <w:rFonts w:ascii="Times New Roman" w:eastAsia="Times New Roman" w:hAnsi="Times New Roman" w:cs="Times New Roman"/>
+          <w:kern w:val="0"/>
+          <w:sz w:val="28"/>
+          <w:szCs w:val="28"/>
+          <w:lang w:eastAsia="uk-UA"/>
+          <w14:ligatures w14:val="none"/>
+        </w:rPr>
+      </w:pPr>
+      <w:r>
+        <w:rPr>
+          <w:rFonts w:ascii="Times New Roman" w:eastAsia="Times New Roman" w:hAnsi="Times New Roman" w:cs="Times New Roman"/>
+          <w:kern w:val="0"/>
+          <w:sz w:val="28"/>
+          <w:szCs w:val="28"/>
+          <w:lang w:eastAsia="uk-UA"/>
+          <w14:ligatures w14:val="none"/>
+        </w:rPr>
+        <w:t>Резервне копіювання та відновлення: Перевірка резервної копії даних до тестування.</w:t>
+      </w:r>
+    </w:p>
+    <w:p>
+      <w:pPr>
+        <w:numPr>
+          <w:ilvl w:val="0"/>
+          <w:numId w:val="9"/>
+        </w:numPr>
+        <w:spacing w:before="100" w:beforeAutospacing="1" w:after="100" w:afterAutospacing="1" w:line="240" w:lineRule="auto"/>
+        <w:rPr>
+          <w:rFonts w:ascii="Times New Roman" w:eastAsia="Times New Roman" w:hAnsi="Times New Roman" w:cs="Times New Roman"/>
+          <w:kern w:val="0"/>
+          <w:sz w:val="28"/>
+          <w:szCs w:val="28"/>
+          <w:lang w:eastAsia="uk-UA"/>
+          <w14:ligatures w14:val="none"/>
+        </w:rPr>
+      </w:pPr>
+      <w:r>
+        <w:rPr>
+          <w:rFonts w:ascii="Times New Roman" w:eastAsia="Times New Roman" w:hAnsi="Times New Roman" w:cs="Times New Roman"/>
+          <w:b/>
+          <w:bCs/>
+          <w:kern w:val="0"/>
+          <w:sz w:val="28"/>
+          <w:szCs w:val="28"/>
+          <w:lang w:eastAsia="uk-UA"/>
+          <w14:ligatures w14:val="none"/>
+        </w:rPr>
+        <w:t>Бізнес середовища:</w:t>
+      </w:r>
+    </w:p>
+    <w:p>
+      <w:pPr>
+        <w:numPr>
+          <w:ilvl w:val="1"/>
+          <w:numId w:val="9"/>
+        </w:numPr>
+        <w:spacing w:before="100" w:beforeAutospacing="1" w:after="100" w:afterAutospacing="1" w:line="240" w:lineRule="auto"/>
+        <w:rPr>
+          <w:rFonts w:ascii="Times New Roman" w:eastAsia="Times New Roman" w:hAnsi="Times New Roman" w:cs="Times New Roman"/>
+          <w:kern w:val="0"/>
+          <w:sz w:val="28"/>
+          <w:szCs w:val="28"/>
+          <w:lang w:eastAsia="uk-UA"/>
+          <w14:ligatures w14:val="none"/>
+        </w:rPr>
+      </w:pPr>
+      <w:r>
+        <w:rPr>
+          <w:rFonts w:ascii="Times New Roman" w:eastAsia="Times New Roman" w:hAnsi="Times New Roman" w:cs="Times New Roman"/>
+          <w:kern w:val="0"/>
+          <w:sz w:val="28"/>
+          <w:szCs w:val="28"/>
+          <w:lang w:eastAsia="uk-UA"/>
+          <w14:ligatures w14:val="none"/>
+        </w:rPr>
+        <w:t>Договір про сервісне обслуговування (SLA): Час відновлення доступу не більше 2 годин.</w:t>
+      </w:r>
+    </w:p>
+    <w:p>
+      <w:pPr>
+        <w:numPr>
+          <w:ilvl w:val="1"/>
+          <w:numId w:val="9"/>
+        </w:numPr>
+        <w:spacing w:before="100" w:beforeAutospacing="1" w:after="100" w:afterAutospacing="1" w:line="240" w:lineRule="auto"/>
+        <w:rPr>
+          <w:rFonts w:ascii="Times New Roman" w:eastAsia="Times New Roman" w:hAnsi="Times New Roman" w:cs="Times New Roman"/>
+          <w:kern w:val="0"/>
+          <w:sz w:val="28"/>
+          <w:szCs w:val="28"/>
+          <w:lang w:eastAsia="uk-UA"/>
+          <w14:ligatures w14:val="none"/>
+        </w:rPr>
+      </w:pPr>
+      <w:r>
+        <w:rPr>
+          <w:rFonts w:ascii="Times New Roman" w:eastAsia="Times New Roman" w:hAnsi="Times New Roman" w:cs="Times New Roman"/>
+          <w:kern w:val="0"/>
+          <w:sz w:val="28"/>
+          <w:szCs w:val="28"/>
+          <w:lang w:eastAsia="uk-UA"/>
+          <w14:ligatures w14:val="none"/>
+        </w:rPr>
+        <w:t>Пропускна здатність (з точки зору бізнес-обслуговування): Здатність обробляти 50 запитів на зміну ставки одночасно.</w:t>
+      </w:r>
+    </w:p>
+    <w:p>
+      <w:pPr>
+        <w:numPr>
+          <w:ilvl w:val="1"/>
+          <w:numId w:val="9"/>
+        </w:numPr>
+        <w:spacing w:before="100" w:beforeAutospacing="1" w:after="100" w:afterAutospacing="1" w:line="240" w:lineRule="auto"/>
+        <w:rPr>
+          <w:rFonts w:ascii="Times New Roman" w:eastAsia="Times New Roman" w:hAnsi="Times New Roman" w:cs="Times New Roman"/>
+          <w:kern w:val="0"/>
+          <w:sz w:val="28"/>
+          <w:szCs w:val="28"/>
+          <w:lang w:eastAsia="uk-UA"/>
+          <w14:ligatures w14:val="none"/>
+        </w:rPr>
+      </w:pPr>
+      <w:r>
+        <w:rPr>
+          <w:rFonts w:ascii="Times New Roman" w:eastAsia="Times New Roman" w:hAnsi="Times New Roman" w:cs="Times New Roman"/>
+          <w:kern w:val="0"/>
+          <w:sz w:val="28"/>
+          <w:szCs w:val="28"/>
+          <w:lang w:eastAsia="uk-UA"/>
+          <w14:ligatures w14:val="none"/>
+        </w:rPr>
+        <w:t>Ефективність бізнес-процесів: Зменшення конфліктів доступу на 15%.</w:t>
+      </w:r>
+    </w:p>
+    <w:p>
+      <w:pPr>
+        <w:spacing w:before="100" w:beforeAutospacing="1" w:after="100" w:afterAutospacing="1" w:line="240" w:lineRule="auto"/>
+        <w:outlineLvl w:val="2"/>
+        <w:rPr>
+          <w:rFonts w:ascii="Times New Roman" w:eastAsia="Times New Roman" w:hAnsi="Times New Roman" w:cs="Times New Roman"/>
+          <w:b/>
+          <w:bCs/>
+          <w:kern w:val="0"/>
+          <w:sz w:val="28"/>
+          <w:szCs w:val="28"/>
+          <w:lang w:eastAsia="uk-UA"/>
+          <w14:ligatures w14:val="none"/>
+        </w:rPr>
+      </w:pPr>
+      <w:r>
+        <w:rPr>
+          <w:rFonts w:ascii="Times New Roman" w:eastAsia="Times New Roman" w:hAnsi="Times New Roman" w:cs="Times New Roman"/>
+          <w:b/>
+          <w:bCs/>
+          <w:kern w:val="0"/>
+          <w:sz w:val="28"/>
+          <w:szCs w:val="28"/>
+          <w:lang w:eastAsia="uk-UA"/>
+          <w14:ligatures w14:val="none"/>
+        </w:rPr>
+        <w:t>4. Тест на узгодженість даних:</w:t>
+      </w:r>
+    </w:p>
+    <w:p>
+      <w:pPr>
+        <w:numPr>
+          <w:ilvl w:val="0"/>
+          <w:numId w:val="10"/>
+        </w:numPr>
+        <w:spacing w:before="100" w:beforeAutospacing="1" w:after="100" w:afterAutospacing="1" w:line="240" w:lineRule="auto"/>
+        <w:rPr>
+          <w:rFonts w:ascii="Times New Roman" w:eastAsia="Times New Roman" w:hAnsi="Times New Roman" w:cs="Times New Roman"/>
+          <w:kern w:val="0"/>
+          <w:sz w:val="28"/>
+          <w:szCs w:val="28"/>
+          <w:lang w:eastAsia="uk-UA"/>
+          <w14:ligatures w14:val="none"/>
+        </w:rPr>
+      </w:pPr>
+      <w:r>
+        <w:rPr>
+          <w:rFonts w:ascii="Times New Roman" w:eastAsia="Times New Roman" w:hAnsi="Times New Roman" w:cs="Times New Roman"/>
+          <w:b/>
+          <w:bCs/>
+          <w:kern w:val="0"/>
+          <w:sz w:val="28"/>
+          <w:szCs w:val="28"/>
+          <w:lang w:eastAsia="uk-UA"/>
+          <w14:ligatures w14:val="none"/>
+        </w:rPr>
+        <w:t>Опис:</w:t>
+      </w:r>
+      <w:r>
+        <w:rPr>
+          <w:rFonts w:ascii="Times New Roman" w:eastAsia="Times New Roman" w:hAnsi="Times New Roman" w:cs="Times New Roman"/>
+          <w:kern w:val="0"/>
+          <w:sz w:val="28"/>
+          <w:szCs w:val="28"/>
+          <w:lang w:eastAsia="uk-UA"/>
+          <w14:ligatures w14:val="none"/>
+        </w:rPr>
+        <w:t xml:space="preserve"> Перевірка узгодженості цін на кільця при частому оновленні.</w:t>
+      </w:r>
+    </w:p>
+    <w:p>
+      <w:pPr>
+        <w:numPr>
+          <w:ilvl w:val="0"/>
+          <w:numId w:val="10"/>
+        </w:numPr>
+        <w:spacing w:before="100" w:beforeAutospacing="1" w:after="100" w:afterAutospacing="1" w:line="240" w:lineRule="auto"/>
+        <w:rPr>
+          <w:rFonts w:ascii="Times New Roman" w:eastAsia="Times New Roman" w:hAnsi="Times New Roman" w:cs="Times New Roman"/>
+          <w:kern w:val="0"/>
+          <w:sz w:val="28"/>
+          <w:szCs w:val="28"/>
+          <w:lang w:eastAsia="uk-UA"/>
+          <w14:ligatures w14:val="none"/>
+        </w:rPr>
+      </w:pPr>
+      <w:r>
+        <w:rPr>
+          <w:rFonts w:ascii="Times New Roman" w:eastAsia="Times New Roman" w:hAnsi="Times New Roman" w:cs="Times New Roman"/>
+          <w:b/>
+          <w:bCs/>
+          <w:kern w:val="0"/>
+          <w:sz w:val="28"/>
+          <w:szCs w:val="28"/>
+          <w:lang w:eastAsia="uk-UA"/>
+          <w14:ligatures w14:val="none"/>
+        </w:rPr>
+        <w:t>Кроки:</w:t>
+      </w:r>
+      <w:r>
+        <w:rPr>
+          <w:rFonts w:ascii="Times New Roman" w:eastAsia="Times New Roman" w:hAnsi="Times New Roman" w:cs="Times New Roman"/>
+          <w:kern w:val="0"/>
+          <w:sz w:val="28"/>
+          <w:szCs w:val="28"/>
+          <w:lang w:eastAsia="uk-UA"/>
+          <w14:ligatures w14:val="none"/>
+        </w:rPr>
+        <w:t xml:space="preserve"> Запустити тест на оновлення ціни кільця щосекунди протягом певного часу, імітуючи реальні умови.</w:t>
+      </w:r>
+    </w:p>
+    <w:p>
+      <w:pPr>
+        <w:numPr>
+          <w:ilvl w:val="0"/>
+          <w:numId w:val="10"/>
+        </w:numPr>
+        <w:spacing w:before="100" w:beforeAutospacing="1" w:after="100" w:afterAutospacing="1" w:line="240" w:lineRule="auto"/>
+        <w:rPr>
+          <w:rFonts w:ascii="Times New Roman" w:eastAsia="Times New Roman" w:hAnsi="Times New Roman" w:cs="Times New Roman"/>
+          <w:kern w:val="0"/>
+          <w:sz w:val="28"/>
+          <w:szCs w:val="28"/>
+          <w:lang w:eastAsia="uk-UA"/>
+          <w14:ligatures w14:val="none"/>
+        </w:rPr>
+      </w:pPr>
+      <w:r>
+        <w:rPr>
+          <w:rFonts w:ascii="Times New Roman" w:eastAsia="Times New Roman" w:hAnsi="Times New Roman" w:cs="Times New Roman"/>
+          <w:b/>
+          <w:bCs/>
+          <w:kern w:val="0"/>
+          <w:sz w:val="28"/>
+          <w:szCs w:val="28"/>
+          <w:lang w:eastAsia="uk-UA"/>
+          <w14:ligatures w14:val="none"/>
+        </w:rPr>
+        <w:t>Очікуваний результат:</w:t>
+      </w:r>
+      <w:r>
+        <w:rPr>
+          <w:rFonts w:ascii="Times New Roman" w:eastAsia="Times New Roman" w:hAnsi="Times New Roman" w:cs="Times New Roman"/>
+          <w:kern w:val="0"/>
+          <w:sz w:val="28"/>
+          <w:szCs w:val="28"/>
+          <w:lang w:eastAsia="uk-UA"/>
+          <w14:ligatures w14:val="none"/>
+        </w:rPr>
+        <w:t xml:space="preserve"> Ціна завжди залишається актуальною і відображається коректно.</w:t>
+      </w:r>
+    </w:p>
+    <w:p>
+      <w:pPr>
+        <w:spacing w:before="100" w:beforeAutospacing="1" w:after="100" w:afterAutospacing="1" w:line="240" w:lineRule="auto"/>
+        <w:ind w:left="360"/>
+        <w:rPr>
+          <w:rFonts w:ascii="Times New Roman" w:eastAsia="Times New Roman" w:hAnsi="Times New Roman" w:cs="Times New Roman"/>
+          <w:kern w:val="0"/>
+          <w:sz w:val="28"/>
+          <w:szCs w:val="28"/>
+          <w:lang w:eastAsia="uk-UA"/>
+          <w14:ligatures w14:val="none"/>
+        </w:rPr>
+      </w:pPr>
+      <w:r>
+        <w:rPr>
+          <w:rFonts w:ascii="Times New Roman" w:eastAsia="Times New Roman" w:hAnsi="Times New Roman" w:cs="Times New Roman"/>
+          <w:b/>
+          <w:bCs/>
+          <w:kern w:val="0"/>
+          <w:sz w:val="28"/>
+          <w:szCs w:val="28"/>
+          <w:lang w:eastAsia="uk-UA"/>
+          <w14:ligatures w14:val="none"/>
+        </w:rPr>
+        <w:t>Метрики</w:t>
+      </w:r>
+    </w:p>
+    <w:p>
+      <w:pPr>
+        <w:numPr>
+          <w:ilvl w:val="0"/>
+          <w:numId w:val="11"/>
+        </w:numPr>
+        <w:spacing w:before="100" w:beforeAutospacing="1" w:after="100" w:afterAutospacing="1" w:line="240" w:lineRule="auto"/>
+        <w:rPr>
+          <w:rFonts w:ascii="Times New Roman" w:eastAsia="Times New Roman" w:hAnsi="Times New Roman" w:cs="Times New Roman"/>
+          <w:kern w:val="0"/>
+          <w:sz w:val="28"/>
+          <w:szCs w:val="28"/>
+          <w:lang w:eastAsia="uk-UA"/>
+          <w14:ligatures w14:val="none"/>
+        </w:rPr>
+      </w:pPr>
+      <w:r>
+        <w:rPr>
+          <w:rFonts w:ascii="Times New Roman" w:eastAsia="Times New Roman" w:hAnsi="Times New Roman" w:cs="Times New Roman"/>
+          <w:b/>
+          <w:bCs/>
+          <w:kern w:val="0"/>
+          <w:sz w:val="28"/>
+          <w:szCs w:val="28"/>
+          <w:lang w:eastAsia="uk-UA"/>
+          <w14:ligatures w14:val="none"/>
+        </w:rPr>
+        <w:t>Технічного середовища:</w:t>
+      </w:r>
+    </w:p>
+    <w:p>
+      <w:pPr>
+        <w:numPr>
+          <w:ilvl w:val="1"/>
+          <w:numId w:val="11"/>
+        </w:numPr>
+        <w:spacing w:before="100" w:beforeAutospacing="1" w:after="100" w:afterAutospacing="1" w:line="240" w:lineRule="auto"/>
+        <w:rPr>
+          <w:rFonts w:ascii="Times New Roman" w:eastAsia="Times New Roman" w:hAnsi="Times New Roman" w:cs="Times New Roman"/>
+          <w:kern w:val="0"/>
+          <w:sz w:val="28"/>
+          <w:szCs w:val="28"/>
+          <w:lang w:eastAsia="uk-UA"/>
+          <w14:ligatures w14:val="none"/>
+        </w:rPr>
+      </w:pPr>
+      <w:r>
+        <w:rPr>
+          <w:rFonts w:ascii="Times New Roman" w:eastAsia="Times New Roman" w:hAnsi="Times New Roman" w:cs="Times New Roman"/>
+          <w:kern w:val="0"/>
+          <w:sz w:val="28"/>
+          <w:szCs w:val="28"/>
+          <w:lang w:eastAsia="uk-UA"/>
+          <w14:ligatures w14:val="none"/>
+        </w:rPr>
+        <w:t>Час відповіді: &lt; 1 сек. на оновлення ціни.</w:t>
+      </w:r>
+    </w:p>
+    <w:p>
+      <w:pPr>
+        <w:numPr>
+          <w:ilvl w:val="1"/>
+          <w:numId w:val="11"/>
+        </w:numPr>
+        <w:spacing w:before="100" w:beforeAutospacing="1" w:after="100" w:afterAutospacing="1" w:line="240" w:lineRule="auto"/>
+        <w:rPr>
+          <w:rFonts w:ascii="Times New Roman" w:eastAsia="Times New Roman" w:hAnsi="Times New Roman" w:cs="Times New Roman"/>
+          <w:kern w:val="0"/>
+          <w:sz w:val="28"/>
+          <w:szCs w:val="28"/>
+          <w:lang w:eastAsia="uk-UA"/>
+          <w14:ligatures w14:val="none"/>
+        </w:rPr>
+      </w:pPr>
+      <w:r>
+        <w:rPr>
+          <w:rFonts w:ascii="Times New Roman" w:eastAsia="Times New Roman" w:hAnsi="Times New Roman" w:cs="Times New Roman"/>
+          <w:kern w:val="0"/>
+          <w:sz w:val="28"/>
+          <w:szCs w:val="28"/>
+          <w:lang w:eastAsia="uk-UA"/>
+          <w14:ligatures w14:val="none"/>
+        </w:rPr>
+        <w:t>Пропускна здатність: Мінімум 100 оновлень на хвилину.</w:t>
+      </w:r>
+    </w:p>
+    <w:p>
+      <w:pPr>
+        <w:numPr>
+          <w:ilvl w:val="1"/>
+          <w:numId w:val="11"/>
+        </w:numPr>
+        <w:spacing w:before="100" w:beforeAutospacing="1" w:after="100" w:afterAutospacing="1" w:line="240" w:lineRule="auto"/>
+        <w:rPr>
+          <w:rFonts w:ascii="Times New Roman" w:eastAsia="Times New Roman" w:hAnsi="Times New Roman" w:cs="Times New Roman"/>
+          <w:kern w:val="0"/>
+          <w:sz w:val="28"/>
+          <w:szCs w:val="28"/>
+          <w:lang w:eastAsia="uk-UA"/>
+          <w14:ligatures w14:val="none"/>
+        </w:rPr>
+      </w:pPr>
+      <w:r>
+        <w:rPr>
+          <w:rFonts w:ascii="Times New Roman" w:eastAsia="Times New Roman" w:hAnsi="Times New Roman" w:cs="Times New Roman"/>
+          <w:kern w:val="0"/>
+          <w:sz w:val="28"/>
+          <w:szCs w:val="28"/>
+          <w:lang w:eastAsia="uk-UA"/>
+          <w14:ligatures w14:val="none"/>
+        </w:rPr>
+        <w:t>Час обробки: &lt; 0.5 сек. на обробку запиту.</w:t>
+      </w:r>
+    </w:p>
+    <w:p>
+      <w:pPr>
+        <w:numPr>
+          <w:ilvl w:val="1"/>
+          <w:numId w:val="11"/>
+        </w:numPr>
+        <w:spacing w:before="100" w:beforeAutospacing="1" w:after="100" w:afterAutospacing="1" w:line="240" w:lineRule="auto"/>
+        <w:rPr>
+          <w:rFonts w:ascii="Times New Roman" w:eastAsia="Times New Roman" w:hAnsi="Times New Roman" w:cs="Times New Roman"/>
+          <w:kern w:val="0"/>
+          <w:sz w:val="28"/>
+          <w:szCs w:val="28"/>
+          <w:lang w:eastAsia="uk-UA"/>
+          <w14:ligatures w14:val="none"/>
+        </w:rPr>
+      </w:pPr>
+      <w:r>
+        <w:rPr>
+          <w:rFonts w:ascii="Times New Roman" w:eastAsia="Times New Roman" w:hAnsi="Times New Roman" w:cs="Times New Roman"/>
+          <w:kern w:val="0"/>
+          <w:sz w:val="28"/>
+          <w:szCs w:val="28"/>
+          <w:lang w:eastAsia="uk-UA"/>
+          <w14:ligatures w14:val="none"/>
+        </w:rPr>
+        <w:lastRenderedPageBreak/>
+        <w:t>Використання ресурсів: CPU &lt; 25%, пам’ять &lt; 20%.</w:t>
+      </w:r>
+    </w:p>
+    <w:p>
+      <w:pPr>
+        <w:numPr>
+          <w:ilvl w:val="0"/>
+          <w:numId w:val="11"/>
+        </w:numPr>
+        <w:spacing w:before="100" w:beforeAutospacing="1" w:after="100" w:afterAutospacing="1" w:line="240" w:lineRule="auto"/>
+        <w:rPr>
+          <w:rFonts w:ascii="Times New Roman" w:eastAsia="Times New Roman" w:hAnsi="Times New Roman" w:cs="Times New Roman"/>
+          <w:kern w:val="0"/>
+          <w:sz w:val="28"/>
+          <w:szCs w:val="28"/>
+          <w:lang w:eastAsia="uk-UA"/>
+          <w14:ligatures w14:val="none"/>
+        </w:rPr>
+      </w:pPr>
+      <w:r>
+        <w:rPr>
+          <w:rFonts w:ascii="Times New Roman" w:eastAsia="Times New Roman" w:hAnsi="Times New Roman" w:cs="Times New Roman"/>
+          <w:b/>
+          <w:bCs/>
+          <w:kern w:val="0"/>
+          <w:sz w:val="28"/>
+          <w:szCs w:val="28"/>
+          <w:lang w:eastAsia="uk-UA"/>
+          <w14:ligatures w14:val="none"/>
+        </w:rPr>
+        <w:t>Операційного середовища:</w:t>
+      </w:r>
+    </w:p>
+    <w:p>
+      <w:pPr>
+        <w:numPr>
+          <w:ilvl w:val="1"/>
+          <w:numId w:val="11"/>
+        </w:numPr>
+        <w:spacing w:before="100" w:beforeAutospacing="1" w:after="100" w:afterAutospacing="1" w:line="240" w:lineRule="auto"/>
+        <w:rPr>
+          <w:rFonts w:ascii="Times New Roman" w:eastAsia="Times New Roman" w:hAnsi="Times New Roman" w:cs="Times New Roman"/>
+          <w:kern w:val="0"/>
+          <w:sz w:val="28"/>
+          <w:szCs w:val="28"/>
+          <w:lang w:eastAsia="uk-UA"/>
+          <w14:ligatures w14:val="none"/>
+        </w:rPr>
+      </w:pPr>
+      <w:r>
+        <w:rPr>
+          <w:rFonts w:ascii="Times New Roman" w:eastAsia="Times New Roman" w:hAnsi="Times New Roman" w:cs="Times New Roman"/>
+          <w:kern w:val="0"/>
+          <w:sz w:val="28"/>
+          <w:szCs w:val="28"/>
+          <w:lang w:eastAsia="uk-UA"/>
+          <w14:ligatures w14:val="none"/>
+        </w:rPr>
+        <w:t>Час запуску/вимкнення: Не більше 5 хвилин для запуску тесту.</w:t>
+      </w:r>
+    </w:p>
+    <w:p>
+      <w:pPr>
+        <w:numPr>
+          <w:ilvl w:val="1"/>
+          <w:numId w:val="11"/>
+        </w:numPr>
+        <w:spacing w:before="100" w:beforeAutospacing="1" w:after="100" w:afterAutospacing="1" w:line="240" w:lineRule="auto"/>
+        <w:rPr>
+          <w:rFonts w:ascii="Times New Roman" w:eastAsia="Times New Roman" w:hAnsi="Times New Roman" w:cs="Times New Roman"/>
+          <w:kern w:val="0"/>
+          <w:sz w:val="28"/>
+          <w:szCs w:val="28"/>
+          <w:lang w:eastAsia="uk-UA"/>
+          <w14:ligatures w14:val="none"/>
+        </w:rPr>
+      </w:pPr>
+      <w:r>
+        <w:rPr>
+          <w:rFonts w:ascii="Times New Roman" w:eastAsia="Times New Roman" w:hAnsi="Times New Roman" w:cs="Times New Roman"/>
+          <w:kern w:val="0"/>
+          <w:sz w:val="28"/>
+          <w:szCs w:val="28"/>
+          <w:lang w:eastAsia="uk-UA"/>
+          <w14:ligatures w14:val="none"/>
+        </w:rPr>
+        <w:t>Оповіщення: Сповіщення про зміни ціни.</w:t>
+      </w:r>
+    </w:p>
+    <w:p>
+      <w:pPr>
+        <w:numPr>
+          <w:ilvl w:val="1"/>
+          <w:numId w:val="11"/>
+        </w:numPr>
+        <w:spacing w:before="100" w:beforeAutospacing="1" w:after="100" w:afterAutospacing="1" w:line="240" w:lineRule="auto"/>
+        <w:rPr>
+          <w:rFonts w:ascii="Times New Roman" w:eastAsia="Times New Roman" w:hAnsi="Times New Roman" w:cs="Times New Roman"/>
+          <w:kern w:val="0"/>
+          <w:sz w:val="28"/>
+          <w:szCs w:val="28"/>
+          <w:lang w:eastAsia="uk-UA"/>
+          <w14:ligatures w14:val="none"/>
+        </w:rPr>
+      </w:pPr>
+      <w:r>
+        <w:rPr>
+          <w:rFonts w:ascii="Times New Roman" w:eastAsia="Times New Roman" w:hAnsi="Times New Roman" w:cs="Times New Roman"/>
+          <w:kern w:val="0"/>
+          <w:sz w:val="28"/>
+          <w:szCs w:val="28"/>
+          <w:lang w:eastAsia="uk-UA"/>
+          <w14:ligatures w14:val="none"/>
+        </w:rPr>
+        <w:t>Резервне копіювання та відновлення: Регулярне резервне копіювання даних.</w:t>
+      </w:r>
+    </w:p>
+    <w:p>
+      <w:pPr>
+        <w:numPr>
+          <w:ilvl w:val="0"/>
+          <w:numId w:val="11"/>
+        </w:numPr>
+        <w:spacing w:before="100" w:beforeAutospacing="1" w:after="100" w:afterAutospacing="1" w:line="240" w:lineRule="auto"/>
+        <w:rPr>
+          <w:rFonts w:ascii="Times New Roman" w:eastAsia="Times New Roman" w:hAnsi="Times New Roman" w:cs="Times New Roman"/>
+          <w:kern w:val="0"/>
+          <w:sz w:val="28"/>
+          <w:szCs w:val="28"/>
+          <w:lang w:eastAsia="uk-UA"/>
+          <w14:ligatures w14:val="none"/>
+        </w:rPr>
+      </w:pPr>
+      <w:r>
+        <w:rPr>
+          <w:rFonts w:ascii="Times New Roman" w:eastAsia="Times New Roman" w:hAnsi="Times New Roman" w:cs="Times New Roman"/>
+          <w:b/>
+          <w:bCs/>
+          <w:kern w:val="0"/>
+          <w:sz w:val="28"/>
+          <w:szCs w:val="28"/>
+          <w:lang w:eastAsia="uk-UA"/>
+          <w14:ligatures w14:val="none"/>
+        </w:rPr>
+        <w:t>Бізнес середовища:</w:t>
+      </w:r>
+    </w:p>
+    <w:p>
+      <w:pPr>
+        <w:numPr>
+          <w:ilvl w:val="1"/>
+          <w:numId w:val="11"/>
+        </w:numPr>
+        <w:spacing w:before="100" w:beforeAutospacing="1" w:after="100" w:afterAutospacing="1" w:line="240" w:lineRule="auto"/>
+        <w:rPr>
+          <w:rFonts w:ascii="Times New Roman" w:eastAsia="Times New Roman" w:hAnsi="Times New Roman" w:cs="Times New Roman"/>
+          <w:kern w:val="0"/>
+          <w:sz w:val="28"/>
+          <w:szCs w:val="28"/>
+          <w:lang w:eastAsia="uk-UA"/>
+          <w14:ligatures w14:val="none"/>
+        </w:rPr>
+      </w:pPr>
+      <w:r>
+        <w:rPr>
+          <w:rFonts w:ascii="Times New Roman" w:eastAsia="Times New Roman" w:hAnsi="Times New Roman" w:cs="Times New Roman"/>
+          <w:kern w:val="0"/>
+          <w:sz w:val="28"/>
+          <w:szCs w:val="28"/>
+          <w:lang w:eastAsia="uk-UA"/>
+          <w14:ligatures w14:val="none"/>
+        </w:rPr>
+        <w:t>Договір про сервісне обслуговування (SLA): Час оновлення цін не перевищує 1 сек.</w:t>
+      </w:r>
+    </w:p>
+    <w:p>
+      <w:pPr>
+        <w:numPr>
+          <w:ilvl w:val="1"/>
+          <w:numId w:val="11"/>
+        </w:numPr>
+        <w:spacing w:before="100" w:beforeAutospacing="1" w:after="100" w:afterAutospacing="1" w:line="240" w:lineRule="auto"/>
+        <w:rPr>
+          <w:rFonts w:ascii="Times New Roman" w:eastAsia="Times New Roman" w:hAnsi="Times New Roman" w:cs="Times New Roman"/>
+          <w:kern w:val="0"/>
+          <w:sz w:val="28"/>
+          <w:szCs w:val="28"/>
+          <w:lang w:eastAsia="uk-UA"/>
+          <w14:ligatures w14:val="none"/>
+        </w:rPr>
+      </w:pPr>
+      <w:r>
+        <w:rPr>
+          <w:rFonts w:ascii="Times New Roman" w:eastAsia="Times New Roman" w:hAnsi="Times New Roman" w:cs="Times New Roman"/>
+          <w:kern w:val="0"/>
+          <w:sz w:val="28"/>
+          <w:szCs w:val="28"/>
+          <w:lang w:eastAsia="uk-UA"/>
+          <w14:ligatures w14:val="none"/>
+        </w:rPr>
+        <w:t>Пропускна здатність (з точки зору бізнес-обслуговування): Оновлення цін не менше ніж 1000 разів на годину.</w:t>
+      </w:r>
+    </w:p>
+    <w:p>
+      <w:pPr>
+        <w:numPr>
+          <w:ilvl w:val="1"/>
+          <w:numId w:val="11"/>
+        </w:numPr>
+        <w:spacing w:before="100" w:beforeAutospacing="1" w:after="100" w:afterAutospacing="1" w:line="240" w:lineRule="auto"/>
+        <w:rPr>
+          <w:rFonts w:ascii="Times New Roman" w:eastAsia="Times New Roman" w:hAnsi="Times New Roman" w:cs="Times New Roman"/>
+          <w:kern w:val="0"/>
+          <w:sz w:val="28"/>
+          <w:szCs w:val="28"/>
+          <w:lang w:eastAsia="uk-UA"/>
+          <w14:ligatures w14:val="none"/>
+        </w:rPr>
+      </w:pPr>
+      <w:r>
+        <w:rPr>
+          <w:rFonts w:ascii="Times New Roman" w:eastAsia="Times New Roman" w:hAnsi="Times New Roman" w:cs="Times New Roman"/>
+          <w:kern w:val="0"/>
+          <w:sz w:val="28"/>
+          <w:szCs w:val="28"/>
+          <w:lang w:eastAsia="uk-UA"/>
+          <w14:ligatures w14:val="none"/>
+        </w:rPr>
+        <w:t>Ефективність бізнес-процесів: Підвищення точності цін на 10%.</w:t>
       </w:r>
     </w:p>
     <w:p/>
@@ -1427,6 +2912,155 @@
 <file path=word/numbering.xml><?xml version="1.0" encoding="utf-8"?>
 <w:numbering xmlns:wpc="http://schemas.microsoft.com/office/word/2010/wordprocessingCanvas" xmlns:cx="http://schemas.microsoft.com/office/drawing/2014/chartex" xmlns:cx1="http://schemas.microsoft.com/office/drawing/2015/9/8/chartex" xmlns:cx2="http://schemas.microsoft.com/office/drawing/2015/10/21/chartex" xmlns:cx3="http://schemas.microsoft.com/office/drawing/2016/5/9/chartex" xmlns:cx4="http://schemas.microsoft.com/office/drawing/2016/5/10/chartex" xmlns:cx5="http://schemas.microsoft.com/office/drawing/2016/5/11/chartex" xmlns:cx6="http://schemas.microsoft.com/office/drawing/2016/5/12/chartex" xmlns:cx7="http://schemas.microsoft.com/office/drawing/2016/5/13/chartex" xmlns:cx8="http://schemas.microsoft.com/office/drawing/2016/5/14/chartex" xmlns:mc="http://schemas.openxmlformats.org/markup-compatibility/2006" xmlns:aink="http://schemas.microsoft.com/office/drawing/2016/ink" xmlns:am3d="http://schemas.microsoft.com/office/drawing/2017/model3d" xmlns:o="urn:schemas-microsoft-com:office:office" xmlns:oel="http://schemas.microsoft.com/office/2019/extlst" xmlns:r="http://schemas.openxmlformats.org/officeDocument/2006/relationships" xmlns:m="http://schemas.openxmlformats.org/officeDocument/2006/math" xmlns:v="urn:schemas-microsoft-com:vml" xmlns:wp14="http://schemas.microsoft.com/office/word/2010/wordprocessingDrawing" xmlns:wp="http://schemas.openxmlformats.org/drawingml/2006/wordprocessingDrawing" xmlns:w10="urn:schemas-microsoft-com:office:word" xmlns:w="http://schemas.openxmlformats.org/wordprocessingml/2006/main" xmlns:w14="http://schemas.microsoft.com/office/word/2010/wordml" xmlns:w15="http://schemas.microsoft.com/office/word/2012/wordml" xmlns:w16cex="http://schemas.microsoft.com/office/word/2018/wordml/cex" xmlns:w16cid="http://schemas.microsoft.com/office/word/2016/wordml/cid" xmlns:w16="http://schemas.microsoft.com/office/word/2018/wordml" xmlns:w16du="http://schemas.microsoft.com/office/word/2023/wordml/word16du" xmlns:w16sdtdh="http://schemas.microsoft.com/office/word/2020/wordml/sdtdatahash" xmlns:w16se="http://schemas.microsoft.com/office/word/2015/wordml/symex" xmlns:wpg="http://schemas.microsoft.com/office/word/2010/wordprocessingGroup" xmlns:wpi="http://schemas.microsoft.com/office/word/2010/wordprocessingInk" xmlns:wne="http://schemas.microsoft.com/office/word/2006/wordml" xmlns:wps="http://schemas.microsoft.com/office/word/2010/wordprocessingShape" mc:Ignorable="w14 w15 w16se w16cid w16 w16cex w16sdtdh w16du wp14">
   <w:abstractNum w:abstractNumId="0" w15:restartNumberingAfterBreak="0">
+    <w:nsid w:val="085E307B"/>
+    <w:multiLevelType w:val="multilevel"/>
+    <w:tmpl w:val="3E268ABC"/>
+    <w:lvl w:ilvl="0">
+      <w:start w:val="1"/>
+      <w:numFmt w:val="bullet"/>
+      <w:lvlText w:val=""/>
+      <w:lvlJc w:val="left"/>
+      <w:pPr>
+        <w:tabs>
+          <w:tab w:val="num" w:pos="720"/>
+        </w:tabs>
+        <w:ind w:left="720" w:hanging="360"/>
+      </w:pPr>
+      <w:rPr>
+        <w:rFonts w:ascii="Symbol" w:hAnsi="Symbol" w:hint="default"/>
+        <w:sz w:val="20"/>
+      </w:rPr>
+    </w:lvl>
+    <w:lvl w:ilvl="1" w:tentative="1">
+      <w:start w:val="1"/>
+      <w:numFmt w:val="bullet"/>
+      <w:lvlText w:val="o"/>
+      <w:lvlJc w:val="left"/>
+      <w:pPr>
+        <w:tabs>
+          <w:tab w:val="num" w:pos="1440"/>
+        </w:tabs>
+        <w:ind w:left="1440" w:hanging="360"/>
+      </w:pPr>
+      <w:rPr>
+        <w:rFonts w:ascii="Courier New" w:hAnsi="Courier New" w:hint="default"/>
+        <w:sz w:val="20"/>
+      </w:rPr>
+    </w:lvl>
+    <w:lvl w:ilvl="2" w:tentative="1">
+      <w:start w:val="1"/>
+      <w:numFmt w:val="bullet"/>
+      <w:lvlText w:val=""/>
+      <w:lvlJc w:val="left"/>
+      <w:pPr>
+        <w:tabs>
+          <w:tab w:val="num" w:pos="2160"/>
+        </w:tabs>
+        <w:ind w:left="2160" w:hanging="360"/>
+      </w:pPr>
+      <w:rPr>
+        <w:rFonts w:ascii="Wingdings" w:hAnsi="Wingdings" w:hint="default"/>
+        <w:sz w:val="20"/>
+      </w:rPr>
+    </w:lvl>
+    <w:lvl w:ilvl="3" w:tentative="1">
+      <w:start w:val="1"/>
+      <w:numFmt w:val="bullet"/>
+      <w:lvlText w:val=""/>
+      <w:lvlJc w:val="left"/>
+      <w:pPr>
+        <w:tabs>
+          <w:tab w:val="num" w:pos="2880"/>
+        </w:tabs>
+        <w:ind w:left="2880" w:hanging="360"/>
+      </w:pPr>
+      <w:rPr>
+        <w:rFonts w:ascii="Wingdings" w:hAnsi="Wingdings" w:hint="default"/>
+        <w:sz w:val="20"/>
+      </w:rPr>
+    </w:lvl>
+    <w:lvl w:ilvl="4" w:tentative="1">
+      <w:start w:val="1"/>
+      <w:numFmt w:val="bullet"/>
+      <w:lvlText w:val=""/>
+      <w:lvlJc w:val="left"/>
+      <w:pPr>
+        <w:tabs>
+          <w:tab w:val="num" w:pos="3600"/>
+        </w:tabs>
+        <w:ind w:left="3600" w:hanging="360"/>
+      </w:pPr>
+      <w:rPr>
+        <w:rFonts w:ascii="Wingdings" w:hAnsi="Wingdings" w:hint="default"/>
+        <w:sz w:val="20"/>
+      </w:rPr>
+    </w:lvl>
+    <w:lvl w:ilvl="5" w:tentative="1">
+      <w:start w:val="1"/>
+      <w:numFmt w:val="bullet"/>
+      <w:lvlText w:val=""/>
+      <w:lvlJc w:val="left"/>
+      <w:pPr>
+        <w:tabs>
+          <w:tab w:val="num" w:pos="4320"/>
+        </w:tabs>
+        <w:ind w:left="4320" w:hanging="360"/>
+      </w:pPr>
+      <w:rPr>
+        <w:rFonts w:ascii="Wingdings" w:hAnsi="Wingdings" w:hint="default"/>
+        <w:sz w:val="20"/>
+      </w:rPr>
+    </w:lvl>
+    <w:lvl w:ilvl="6" w:tentative="1">
+      <w:start w:val="1"/>
+      <w:numFmt w:val="bullet"/>
+      <w:lvlText w:val=""/>
+      <w:lvlJc w:val="left"/>
+      <w:pPr>
+        <w:tabs>
+          <w:tab w:val="num" w:pos="5040"/>
+        </w:tabs>
+        <w:ind w:left="5040" w:hanging="360"/>
+      </w:pPr>
+      <w:rPr>
+        <w:rFonts w:ascii="Wingdings" w:hAnsi="Wingdings" w:hint="default"/>
+        <w:sz w:val="20"/>
+      </w:rPr>
+    </w:lvl>
+    <w:lvl w:ilvl="7" w:tentative="1">
+      <w:start w:val="1"/>
+      <w:numFmt w:val="bullet"/>
+      <w:lvlText w:val=""/>
+      <w:lvlJc w:val="left"/>
+      <w:pPr>
+        <w:tabs>
+          <w:tab w:val="num" w:pos="5760"/>
+        </w:tabs>
+        <w:ind w:left="5760" w:hanging="360"/>
+      </w:pPr>
+      <w:rPr>
+        <w:rFonts w:ascii="Wingdings" w:hAnsi="Wingdings" w:hint="default"/>
+        <w:sz w:val="20"/>
+      </w:rPr>
+    </w:lvl>
+    <w:lvl w:ilvl="8" w:tentative="1">
+      <w:start w:val="1"/>
+      <w:numFmt w:val="bullet"/>
+      <w:lvlText w:val=""/>
+      <w:lvlJc w:val="left"/>
+      <w:pPr>
+        <w:tabs>
+          <w:tab w:val="num" w:pos="6480"/>
+        </w:tabs>
+        <w:ind w:left="6480" w:hanging="360"/>
+      </w:pPr>
+      <w:rPr>
+        <w:rFonts w:ascii="Wingdings" w:hAnsi="Wingdings" w:hint="default"/>
+        <w:sz w:val="20"/>
+      </w:rPr>
+    </w:lvl>
+  </w:abstractNum>
+  <w:abstractNum w:abstractNumId="1" w15:restartNumberingAfterBreak="0">
     <w:nsid w:val="09E96EDA"/>
     <w:multiLevelType w:val="multilevel"/>
     <w:tmpl w:val="FD322880"/>
@@ -1575,7 +3209,454 @@
       </w:rPr>
     </w:lvl>
   </w:abstractNum>
-  <w:abstractNum w:abstractNumId="1" w15:restartNumberingAfterBreak="0">
+  <w:abstractNum w:abstractNumId="2" w15:restartNumberingAfterBreak="0">
+    <w:nsid w:val="0CEF5047"/>
+    <w:multiLevelType w:val="multilevel"/>
+    <w:tmpl w:val="DC24CEA8"/>
+    <w:lvl w:ilvl="0">
+      <w:start w:val="1"/>
+      <w:numFmt w:val="bullet"/>
+      <w:lvlText w:val=""/>
+      <w:lvlJc w:val="left"/>
+      <w:pPr>
+        <w:tabs>
+          <w:tab w:val="num" w:pos="720"/>
+        </w:tabs>
+        <w:ind w:left="720" w:hanging="360"/>
+      </w:pPr>
+      <w:rPr>
+        <w:rFonts w:ascii="Symbol" w:hAnsi="Symbol" w:hint="default"/>
+        <w:sz w:val="20"/>
+      </w:rPr>
+    </w:lvl>
+    <w:lvl w:ilvl="1" w:tentative="1">
+      <w:start w:val="1"/>
+      <w:numFmt w:val="bullet"/>
+      <w:lvlText w:val="o"/>
+      <w:lvlJc w:val="left"/>
+      <w:pPr>
+        <w:tabs>
+          <w:tab w:val="num" w:pos="1440"/>
+        </w:tabs>
+        <w:ind w:left="1440" w:hanging="360"/>
+      </w:pPr>
+      <w:rPr>
+        <w:rFonts w:ascii="Courier New" w:hAnsi="Courier New" w:hint="default"/>
+        <w:sz w:val="20"/>
+      </w:rPr>
+    </w:lvl>
+    <w:lvl w:ilvl="2" w:tentative="1">
+      <w:start w:val="1"/>
+      <w:numFmt w:val="bullet"/>
+      <w:lvlText w:val=""/>
+      <w:lvlJc w:val="left"/>
+      <w:pPr>
+        <w:tabs>
+          <w:tab w:val="num" w:pos="2160"/>
+        </w:tabs>
+        <w:ind w:left="2160" w:hanging="360"/>
+      </w:pPr>
+      <w:rPr>
+        <w:rFonts w:ascii="Wingdings" w:hAnsi="Wingdings" w:hint="default"/>
+        <w:sz w:val="20"/>
+      </w:rPr>
+    </w:lvl>
+    <w:lvl w:ilvl="3" w:tentative="1">
+      <w:start w:val="1"/>
+      <w:numFmt w:val="bullet"/>
+      <w:lvlText w:val=""/>
+      <w:lvlJc w:val="left"/>
+      <w:pPr>
+        <w:tabs>
+          <w:tab w:val="num" w:pos="2880"/>
+        </w:tabs>
+        <w:ind w:left="2880" w:hanging="360"/>
+      </w:pPr>
+      <w:rPr>
+        <w:rFonts w:ascii="Wingdings" w:hAnsi="Wingdings" w:hint="default"/>
+        <w:sz w:val="20"/>
+      </w:rPr>
+    </w:lvl>
+    <w:lvl w:ilvl="4" w:tentative="1">
+      <w:start w:val="1"/>
+      <w:numFmt w:val="bullet"/>
+      <w:lvlText w:val=""/>
+      <w:lvlJc w:val="left"/>
+      <w:pPr>
+        <w:tabs>
+          <w:tab w:val="num" w:pos="3600"/>
+        </w:tabs>
+        <w:ind w:left="3600" w:hanging="360"/>
+      </w:pPr>
+      <w:rPr>
+        <w:rFonts w:ascii="Wingdings" w:hAnsi="Wingdings" w:hint="default"/>
+        <w:sz w:val="20"/>
+      </w:rPr>
+    </w:lvl>
+    <w:lvl w:ilvl="5" w:tentative="1">
+      <w:start w:val="1"/>
+      <w:numFmt w:val="bullet"/>
+      <w:lvlText w:val=""/>
+      <w:lvlJc w:val="left"/>
+      <w:pPr>
+        <w:tabs>
+          <w:tab w:val="num" w:pos="4320"/>
+        </w:tabs>
+        <w:ind w:left="4320" w:hanging="360"/>
+      </w:pPr>
+      <w:rPr>
+        <w:rFonts w:ascii="Wingdings" w:hAnsi="Wingdings" w:hint="default"/>
+        <w:sz w:val="20"/>
+      </w:rPr>
+    </w:lvl>
+    <w:lvl w:ilvl="6" w:tentative="1">
+      <w:start w:val="1"/>
+      <w:numFmt w:val="bullet"/>
+      <w:lvlText w:val=""/>
+      <w:lvlJc w:val="left"/>
+      <w:pPr>
+        <w:tabs>
+          <w:tab w:val="num" w:pos="5040"/>
+        </w:tabs>
+        <w:ind w:left="5040" w:hanging="360"/>
+      </w:pPr>
+      <w:rPr>
+        <w:rFonts w:ascii="Wingdings" w:hAnsi="Wingdings" w:hint="default"/>
+        <w:sz w:val="20"/>
+      </w:rPr>
+    </w:lvl>
+    <w:lvl w:ilvl="7" w:tentative="1">
+      <w:start w:val="1"/>
+      <w:numFmt w:val="bullet"/>
+      <w:lvlText w:val=""/>
+      <w:lvlJc w:val="left"/>
+      <w:pPr>
+        <w:tabs>
+          <w:tab w:val="num" w:pos="5760"/>
+        </w:tabs>
+        <w:ind w:left="5760" w:hanging="360"/>
+      </w:pPr>
+      <w:rPr>
+        <w:rFonts w:ascii="Wingdings" w:hAnsi="Wingdings" w:hint="default"/>
+        <w:sz w:val="20"/>
+      </w:rPr>
+    </w:lvl>
+    <w:lvl w:ilvl="8" w:tentative="1">
+      <w:start w:val="1"/>
+      <w:numFmt w:val="bullet"/>
+      <w:lvlText w:val=""/>
+      <w:lvlJc w:val="left"/>
+      <w:pPr>
+        <w:tabs>
+          <w:tab w:val="num" w:pos="6480"/>
+        </w:tabs>
+        <w:ind w:left="6480" w:hanging="360"/>
+      </w:pPr>
+      <w:rPr>
+        <w:rFonts w:ascii="Wingdings" w:hAnsi="Wingdings" w:hint="default"/>
+        <w:sz w:val="20"/>
+      </w:rPr>
+    </w:lvl>
+  </w:abstractNum>
+  <w:abstractNum w:abstractNumId="3" w15:restartNumberingAfterBreak="0">
+    <w:nsid w:val="175420E7"/>
+    <w:multiLevelType w:val="multilevel"/>
+    <w:tmpl w:val="FE48DED2"/>
+    <w:lvl w:ilvl="0">
+      <w:start w:val="1"/>
+      <w:numFmt w:val="bullet"/>
+      <w:lvlText w:val=""/>
+      <w:lvlJc w:val="left"/>
+      <w:pPr>
+        <w:tabs>
+          <w:tab w:val="num" w:pos="720"/>
+        </w:tabs>
+        <w:ind w:left="720" w:hanging="360"/>
+      </w:pPr>
+      <w:rPr>
+        <w:rFonts w:ascii="Symbol" w:hAnsi="Symbol" w:hint="default"/>
+        <w:sz w:val="20"/>
+      </w:rPr>
+    </w:lvl>
+    <w:lvl w:ilvl="1">
+      <w:start w:val="1"/>
+      <w:numFmt w:val="bullet"/>
+      <w:lvlText w:val="o"/>
+      <w:lvlJc w:val="left"/>
+      <w:pPr>
+        <w:tabs>
+          <w:tab w:val="num" w:pos="1440"/>
+        </w:tabs>
+        <w:ind w:left="1440" w:hanging="360"/>
+      </w:pPr>
+      <w:rPr>
+        <w:rFonts w:ascii="Courier New" w:hAnsi="Courier New" w:hint="default"/>
+        <w:sz w:val="20"/>
+      </w:rPr>
+    </w:lvl>
+    <w:lvl w:ilvl="2" w:tentative="1">
+      <w:start w:val="1"/>
+      <w:numFmt w:val="bullet"/>
+      <w:lvlText w:val=""/>
+      <w:lvlJc w:val="left"/>
+      <w:pPr>
+        <w:tabs>
+          <w:tab w:val="num" w:pos="2160"/>
+        </w:tabs>
+        <w:ind w:left="2160" w:hanging="360"/>
+      </w:pPr>
+      <w:rPr>
+        <w:rFonts w:ascii="Wingdings" w:hAnsi="Wingdings" w:hint="default"/>
+        <w:sz w:val="20"/>
+      </w:rPr>
+    </w:lvl>
+    <w:lvl w:ilvl="3" w:tentative="1">
+      <w:start w:val="1"/>
+      <w:numFmt w:val="bullet"/>
+      <w:lvlText w:val=""/>
+      <w:lvlJc w:val="left"/>
+      <w:pPr>
+        <w:tabs>
+          <w:tab w:val="num" w:pos="2880"/>
+        </w:tabs>
+        <w:ind w:left="2880" w:hanging="360"/>
+      </w:pPr>
+      <w:rPr>
+        <w:rFonts w:ascii="Wingdings" w:hAnsi="Wingdings" w:hint="default"/>
+        <w:sz w:val="20"/>
+      </w:rPr>
+    </w:lvl>
+    <w:lvl w:ilvl="4" w:tentative="1">
+      <w:start w:val="1"/>
+      <w:numFmt w:val="bullet"/>
+      <w:lvlText w:val=""/>
+      <w:lvlJc w:val="left"/>
+      <w:pPr>
+        <w:tabs>
+          <w:tab w:val="num" w:pos="3600"/>
+        </w:tabs>
+        <w:ind w:left="3600" w:hanging="360"/>
+      </w:pPr>
+      <w:rPr>
+        <w:rFonts w:ascii="Wingdings" w:hAnsi="Wingdings" w:hint="default"/>
+        <w:sz w:val="20"/>
+      </w:rPr>
+    </w:lvl>
+    <w:lvl w:ilvl="5" w:tentative="1">
+      <w:start w:val="1"/>
+      <w:numFmt w:val="bullet"/>
+      <w:lvlText w:val=""/>
+      <w:lvlJc w:val="left"/>
+      <w:pPr>
+        <w:tabs>
+          <w:tab w:val="num" w:pos="4320"/>
+        </w:tabs>
+        <w:ind w:left="4320" w:hanging="360"/>
+      </w:pPr>
+      <w:rPr>
+        <w:rFonts w:ascii="Wingdings" w:hAnsi="Wingdings" w:hint="default"/>
+        <w:sz w:val="20"/>
+      </w:rPr>
+    </w:lvl>
+    <w:lvl w:ilvl="6" w:tentative="1">
+      <w:start w:val="1"/>
+      <w:numFmt w:val="bullet"/>
+      <w:lvlText w:val=""/>
+      <w:lvlJc w:val="left"/>
+      <w:pPr>
+        <w:tabs>
+          <w:tab w:val="num" w:pos="5040"/>
+        </w:tabs>
+        <w:ind w:left="5040" w:hanging="360"/>
+      </w:pPr>
+      <w:rPr>
+        <w:rFonts w:ascii="Wingdings" w:hAnsi="Wingdings" w:hint="default"/>
+        <w:sz w:val="20"/>
+      </w:rPr>
+    </w:lvl>
+    <w:lvl w:ilvl="7" w:tentative="1">
+      <w:start w:val="1"/>
+      <w:numFmt w:val="bullet"/>
+      <w:lvlText w:val=""/>
+      <w:lvlJc w:val="left"/>
+      <w:pPr>
+        <w:tabs>
+          <w:tab w:val="num" w:pos="5760"/>
+        </w:tabs>
+        <w:ind w:left="5760" w:hanging="360"/>
+      </w:pPr>
+      <w:rPr>
+        <w:rFonts w:ascii="Wingdings" w:hAnsi="Wingdings" w:hint="default"/>
+        <w:sz w:val="20"/>
+      </w:rPr>
+    </w:lvl>
+    <w:lvl w:ilvl="8" w:tentative="1">
+      <w:start w:val="1"/>
+      <w:numFmt w:val="bullet"/>
+      <w:lvlText w:val=""/>
+      <w:lvlJc w:val="left"/>
+      <w:pPr>
+        <w:tabs>
+          <w:tab w:val="num" w:pos="6480"/>
+        </w:tabs>
+        <w:ind w:left="6480" w:hanging="360"/>
+      </w:pPr>
+      <w:rPr>
+        <w:rFonts w:ascii="Wingdings" w:hAnsi="Wingdings" w:hint="default"/>
+        <w:sz w:val="20"/>
+      </w:rPr>
+    </w:lvl>
+  </w:abstractNum>
+  <w:abstractNum w:abstractNumId="4" w15:restartNumberingAfterBreak="0">
+    <w:nsid w:val="1C994031"/>
+    <w:multiLevelType w:val="multilevel"/>
+    <w:tmpl w:val="C72A1542"/>
+    <w:lvl w:ilvl="0">
+      <w:start w:val="1"/>
+      <w:numFmt w:val="bullet"/>
+      <w:lvlText w:val=""/>
+      <w:lvlJc w:val="left"/>
+      <w:pPr>
+        <w:tabs>
+          <w:tab w:val="num" w:pos="720"/>
+        </w:tabs>
+        <w:ind w:left="720" w:hanging="360"/>
+      </w:pPr>
+      <w:rPr>
+        <w:rFonts w:ascii="Symbol" w:hAnsi="Symbol" w:hint="default"/>
+        <w:sz w:val="20"/>
+      </w:rPr>
+    </w:lvl>
+    <w:lvl w:ilvl="1">
+      <w:start w:val="1"/>
+      <w:numFmt w:val="bullet"/>
+      <w:lvlText w:val="o"/>
+      <w:lvlJc w:val="left"/>
+      <w:pPr>
+        <w:tabs>
+          <w:tab w:val="num" w:pos="1440"/>
+        </w:tabs>
+        <w:ind w:left="1440" w:hanging="360"/>
+      </w:pPr>
+      <w:rPr>
+        <w:rFonts w:ascii="Courier New" w:hAnsi="Courier New" w:hint="default"/>
+        <w:sz w:val="20"/>
+      </w:rPr>
+    </w:lvl>
+    <w:lvl w:ilvl="2" w:tentative="1">
+      <w:start w:val="1"/>
+      <w:numFmt w:val="bullet"/>
+      <w:lvlText w:val=""/>
+      <w:lvlJc w:val="left"/>
+      <w:pPr>
+        <w:tabs>
+          <w:tab w:val="num" w:pos="2160"/>
+        </w:tabs>
+        <w:ind w:left="2160" w:hanging="360"/>
+      </w:pPr>
+      <w:rPr>
+        <w:rFonts w:ascii="Wingdings" w:hAnsi="Wingdings" w:hint="default"/>
+        <w:sz w:val="20"/>
+      </w:rPr>
+    </w:lvl>
+    <w:lvl w:ilvl="3" w:tentative="1">
+      <w:start w:val="1"/>
+      <w:numFmt w:val="bullet"/>
+      <w:lvlText w:val=""/>
+      <w:lvlJc w:val="left"/>
+      <w:pPr>
+        <w:tabs>
+          <w:tab w:val="num" w:pos="2880"/>
+        </w:tabs>
+        <w:ind w:left="2880" w:hanging="360"/>
+      </w:pPr>
+      <w:rPr>
+        <w:rFonts w:ascii="Wingdings" w:hAnsi="Wingdings" w:hint="default"/>
+        <w:sz w:val="20"/>
+      </w:rPr>
+    </w:lvl>
+    <w:lvl w:ilvl="4" w:tentative="1">
+      <w:start w:val="1"/>
+      <w:numFmt w:val="bullet"/>
+      <w:lvlText w:val=""/>
+      <w:lvlJc w:val="left"/>
+      <w:pPr>
+        <w:tabs>
+          <w:tab w:val="num" w:pos="3600"/>
+        </w:tabs>
+        <w:ind w:left="3600" w:hanging="360"/>
+      </w:pPr>
+      <w:rPr>
+        <w:rFonts w:ascii="Wingdings" w:hAnsi="Wingdings" w:hint="default"/>
+        <w:sz w:val="20"/>
+      </w:rPr>
+    </w:lvl>
+    <w:lvl w:ilvl="5" w:tentative="1">
+      <w:start w:val="1"/>
+      <w:numFmt w:val="bullet"/>
+      <w:lvlText w:val=""/>
+      <w:lvlJc w:val="left"/>
+      <w:pPr>
+        <w:tabs>
+          <w:tab w:val="num" w:pos="4320"/>
+        </w:tabs>
+        <w:ind w:left="4320" w:hanging="360"/>
+      </w:pPr>
+      <w:rPr>
+        <w:rFonts w:ascii="Wingdings" w:hAnsi="Wingdings" w:hint="default"/>
+        <w:sz w:val="20"/>
+      </w:rPr>
+    </w:lvl>
+    <w:lvl w:ilvl="6" w:tentative="1">
+      <w:start w:val="1"/>
+      <w:numFmt w:val="bullet"/>
+      <w:lvlText w:val=""/>
+      <w:lvlJc w:val="left"/>
+      <w:pPr>
+        <w:tabs>
+          <w:tab w:val="num" w:pos="5040"/>
+        </w:tabs>
+        <w:ind w:left="5040" w:hanging="360"/>
+      </w:pPr>
+      <w:rPr>
+        <w:rFonts w:ascii="Wingdings" w:hAnsi="Wingdings" w:hint="default"/>
+        <w:sz w:val="20"/>
+      </w:rPr>
+    </w:lvl>
+    <w:lvl w:ilvl="7" w:tentative="1">
+      <w:start w:val="1"/>
+      <w:numFmt w:val="bullet"/>
+      <w:lvlText w:val=""/>
+      <w:lvlJc w:val="left"/>
+      <w:pPr>
+        <w:tabs>
+          <w:tab w:val="num" w:pos="5760"/>
+        </w:tabs>
+        <w:ind w:left="5760" w:hanging="360"/>
+      </w:pPr>
+      <w:rPr>
+        <w:rFonts w:ascii="Wingdings" w:hAnsi="Wingdings" w:hint="default"/>
+        <w:sz w:val="20"/>
+      </w:rPr>
+    </w:lvl>
+    <w:lvl w:ilvl="8" w:tentative="1">
+      <w:start w:val="1"/>
+      <w:numFmt w:val="bullet"/>
+      <w:lvlText w:val=""/>
+      <w:lvlJc w:val="left"/>
+      <w:pPr>
+        <w:tabs>
+          <w:tab w:val="num" w:pos="6480"/>
+        </w:tabs>
+        <w:ind w:left="6480" w:hanging="360"/>
+      </w:pPr>
+      <w:rPr>
+        <w:rFonts w:ascii="Wingdings" w:hAnsi="Wingdings" w:hint="default"/>
+        <w:sz w:val="20"/>
+      </w:rPr>
+    </w:lvl>
+  </w:abstractNum>
+  <w:abstractNum w:abstractNumId="5" w15:restartNumberingAfterBreak="0">
     <w:nsid w:val="2E140203"/>
     <w:multiLevelType w:val="multilevel"/>
     <w:tmpl w:val="9D6E343E"/>
@@ -1692,7 +3773,7 @@
       </w:pPr>
     </w:lvl>
   </w:abstractNum>
-  <w:abstractNum w:abstractNumId="2" w15:restartNumberingAfterBreak="0">
+  <w:abstractNum w:abstractNumId="6" w15:restartNumberingAfterBreak="0">
     <w:nsid w:val="325E7C91"/>
     <w:multiLevelType w:val="multilevel"/>
     <w:tmpl w:val="442E1CAE"/>
@@ -1841,14 +3922,634 @@
       </w:rPr>
     </w:lvl>
   </w:abstractNum>
+  <w:abstractNum w:abstractNumId="7" w15:restartNumberingAfterBreak="0">
+    <w:nsid w:val="33741ACD"/>
+    <w:multiLevelType w:val="multilevel"/>
+    <w:tmpl w:val="9C9EF1D0"/>
+    <w:lvl w:ilvl="0">
+      <w:start w:val="1"/>
+      <w:numFmt w:val="bullet"/>
+      <w:lvlText w:val=""/>
+      <w:lvlJc w:val="left"/>
+      <w:pPr>
+        <w:tabs>
+          <w:tab w:val="num" w:pos="720"/>
+        </w:tabs>
+        <w:ind w:left="720" w:hanging="360"/>
+      </w:pPr>
+      <w:rPr>
+        <w:rFonts w:ascii="Symbol" w:hAnsi="Symbol" w:hint="default"/>
+        <w:sz w:val="20"/>
+      </w:rPr>
+    </w:lvl>
+    <w:lvl w:ilvl="1">
+      <w:start w:val="1"/>
+      <w:numFmt w:val="bullet"/>
+      <w:lvlText w:val="o"/>
+      <w:lvlJc w:val="left"/>
+      <w:pPr>
+        <w:tabs>
+          <w:tab w:val="num" w:pos="1440"/>
+        </w:tabs>
+        <w:ind w:left="1440" w:hanging="360"/>
+      </w:pPr>
+      <w:rPr>
+        <w:rFonts w:ascii="Courier New" w:hAnsi="Courier New" w:hint="default"/>
+        <w:sz w:val="20"/>
+      </w:rPr>
+    </w:lvl>
+    <w:lvl w:ilvl="2" w:tentative="1">
+      <w:start w:val="1"/>
+      <w:numFmt w:val="bullet"/>
+      <w:lvlText w:val=""/>
+      <w:lvlJc w:val="left"/>
+      <w:pPr>
+        <w:tabs>
+          <w:tab w:val="num" w:pos="2160"/>
+        </w:tabs>
+        <w:ind w:left="2160" w:hanging="360"/>
+      </w:pPr>
+      <w:rPr>
+        <w:rFonts w:ascii="Wingdings" w:hAnsi="Wingdings" w:hint="default"/>
+        <w:sz w:val="20"/>
+      </w:rPr>
+    </w:lvl>
+    <w:lvl w:ilvl="3" w:tentative="1">
+      <w:start w:val="1"/>
+      <w:numFmt w:val="bullet"/>
+      <w:lvlText w:val=""/>
+      <w:lvlJc w:val="left"/>
+      <w:pPr>
+        <w:tabs>
+          <w:tab w:val="num" w:pos="2880"/>
+        </w:tabs>
+        <w:ind w:left="2880" w:hanging="360"/>
+      </w:pPr>
+      <w:rPr>
+        <w:rFonts w:ascii="Wingdings" w:hAnsi="Wingdings" w:hint="default"/>
+        <w:sz w:val="20"/>
+      </w:rPr>
+    </w:lvl>
+    <w:lvl w:ilvl="4" w:tentative="1">
+      <w:start w:val="1"/>
+      <w:numFmt w:val="bullet"/>
+      <w:lvlText w:val=""/>
+      <w:lvlJc w:val="left"/>
+      <w:pPr>
+        <w:tabs>
+          <w:tab w:val="num" w:pos="3600"/>
+        </w:tabs>
+        <w:ind w:left="3600" w:hanging="360"/>
+      </w:pPr>
+      <w:rPr>
+        <w:rFonts w:ascii="Wingdings" w:hAnsi="Wingdings" w:hint="default"/>
+        <w:sz w:val="20"/>
+      </w:rPr>
+    </w:lvl>
+    <w:lvl w:ilvl="5" w:tentative="1">
+      <w:start w:val="1"/>
+      <w:numFmt w:val="bullet"/>
+      <w:lvlText w:val=""/>
+      <w:lvlJc w:val="left"/>
+      <w:pPr>
+        <w:tabs>
+          <w:tab w:val="num" w:pos="4320"/>
+        </w:tabs>
+        <w:ind w:left="4320" w:hanging="360"/>
+      </w:pPr>
+      <w:rPr>
+        <w:rFonts w:ascii="Wingdings" w:hAnsi="Wingdings" w:hint="default"/>
+        <w:sz w:val="20"/>
+      </w:rPr>
+    </w:lvl>
+    <w:lvl w:ilvl="6" w:tentative="1">
+      <w:start w:val="1"/>
+      <w:numFmt w:val="bullet"/>
+      <w:lvlText w:val=""/>
+      <w:lvlJc w:val="left"/>
+      <w:pPr>
+        <w:tabs>
+          <w:tab w:val="num" w:pos="5040"/>
+        </w:tabs>
+        <w:ind w:left="5040" w:hanging="360"/>
+      </w:pPr>
+      <w:rPr>
+        <w:rFonts w:ascii="Wingdings" w:hAnsi="Wingdings" w:hint="default"/>
+        <w:sz w:val="20"/>
+      </w:rPr>
+    </w:lvl>
+    <w:lvl w:ilvl="7" w:tentative="1">
+      <w:start w:val="1"/>
+      <w:numFmt w:val="bullet"/>
+      <w:lvlText w:val=""/>
+      <w:lvlJc w:val="left"/>
+      <w:pPr>
+        <w:tabs>
+          <w:tab w:val="num" w:pos="5760"/>
+        </w:tabs>
+        <w:ind w:left="5760" w:hanging="360"/>
+      </w:pPr>
+      <w:rPr>
+        <w:rFonts w:ascii="Wingdings" w:hAnsi="Wingdings" w:hint="default"/>
+        <w:sz w:val="20"/>
+      </w:rPr>
+    </w:lvl>
+    <w:lvl w:ilvl="8" w:tentative="1">
+      <w:start w:val="1"/>
+      <w:numFmt w:val="bullet"/>
+      <w:lvlText w:val=""/>
+      <w:lvlJc w:val="left"/>
+      <w:pPr>
+        <w:tabs>
+          <w:tab w:val="num" w:pos="6480"/>
+        </w:tabs>
+        <w:ind w:left="6480" w:hanging="360"/>
+      </w:pPr>
+      <w:rPr>
+        <w:rFonts w:ascii="Wingdings" w:hAnsi="Wingdings" w:hint="default"/>
+        <w:sz w:val="20"/>
+      </w:rPr>
+    </w:lvl>
+  </w:abstractNum>
+  <w:abstractNum w:abstractNumId="8" w15:restartNumberingAfterBreak="0">
+    <w:nsid w:val="400A7C29"/>
+    <w:multiLevelType w:val="multilevel"/>
+    <w:tmpl w:val="F6E8EDA0"/>
+    <w:lvl w:ilvl="0">
+      <w:start w:val="1"/>
+      <w:numFmt w:val="bullet"/>
+      <w:lvlText w:val=""/>
+      <w:lvlJc w:val="left"/>
+      <w:pPr>
+        <w:tabs>
+          <w:tab w:val="num" w:pos="720"/>
+        </w:tabs>
+        <w:ind w:left="720" w:hanging="360"/>
+      </w:pPr>
+      <w:rPr>
+        <w:rFonts w:ascii="Symbol" w:hAnsi="Symbol" w:hint="default"/>
+        <w:sz w:val="20"/>
+      </w:rPr>
+    </w:lvl>
+    <w:lvl w:ilvl="1" w:tentative="1">
+      <w:start w:val="1"/>
+      <w:numFmt w:val="bullet"/>
+      <w:lvlText w:val="o"/>
+      <w:lvlJc w:val="left"/>
+      <w:pPr>
+        <w:tabs>
+          <w:tab w:val="num" w:pos="1440"/>
+        </w:tabs>
+        <w:ind w:left="1440" w:hanging="360"/>
+      </w:pPr>
+      <w:rPr>
+        <w:rFonts w:ascii="Courier New" w:hAnsi="Courier New" w:hint="default"/>
+        <w:sz w:val="20"/>
+      </w:rPr>
+    </w:lvl>
+    <w:lvl w:ilvl="2" w:tentative="1">
+      <w:start w:val="1"/>
+      <w:numFmt w:val="bullet"/>
+      <w:lvlText w:val=""/>
+      <w:lvlJc w:val="left"/>
+      <w:pPr>
+        <w:tabs>
+          <w:tab w:val="num" w:pos="2160"/>
+        </w:tabs>
+        <w:ind w:left="2160" w:hanging="360"/>
+      </w:pPr>
+      <w:rPr>
+        <w:rFonts w:ascii="Wingdings" w:hAnsi="Wingdings" w:hint="default"/>
+        <w:sz w:val="20"/>
+      </w:rPr>
+    </w:lvl>
+    <w:lvl w:ilvl="3" w:tentative="1">
+      <w:start w:val="1"/>
+      <w:numFmt w:val="bullet"/>
+      <w:lvlText w:val=""/>
+      <w:lvlJc w:val="left"/>
+      <w:pPr>
+        <w:tabs>
+          <w:tab w:val="num" w:pos="2880"/>
+        </w:tabs>
+        <w:ind w:left="2880" w:hanging="360"/>
+      </w:pPr>
+      <w:rPr>
+        <w:rFonts w:ascii="Wingdings" w:hAnsi="Wingdings" w:hint="default"/>
+        <w:sz w:val="20"/>
+      </w:rPr>
+    </w:lvl>
+    <w:lvl w:ilvl="4" w:tentative="1">
+      <w:start w:val="1"/>
+      <w:numFmt w:val="bullet"/>
+      <w:lvlText w:val=""/>
+      <w:lvlJc w:val="left"/>
+      <w:pPr>
+        <w:tabs>
+          <w:tab w:val="num" w:pos="3600"/>
+        </w:tabs>
+        <w:ind w:left="3600" w:hanging="360"/>
+      </w:pPr>
+      <w:rPr>
+        <w:rFonts w:ascii="Wingdings" w:hAnsi="Wingdings" w:hint="default"/>
+        <w:sz w:val="20"/>
+      </w:rPr>
+    </w:lvl>
+    <w:lvl w:ilvl="5" w:tentative="1">
+      <w:start w:val="1"/>
+      <w:numFmt w:val="bullet"/>
+      <w:lvlText w:val=""/>
+      <w:lvlJc w:val="left"/>
+      <w:pPr>
+        <w:tabs>
+          <w:tab w:val="num" w:pos="4320"/>
+        </w:tabs>
+        <w:ind w:left="4320" w:hanging="360"/>
+      </w:pPr>
+      <w:rPr>
+        <w:rFonts w:ascii="Wingdings" w:hAnsi="Wingdings" w:hint="default"/>
+        <w:sz w:val="20"/>
+      </w:rPr>
+    </w:lvl>
+    <w:lvl w:ilvl="6" w:tentative="1">
+      <w:start w:val="1"/>
+      <w:numFmt w:val="bullet"/>
+      <w:lvlText w:val=""/>
+      <w:lvlJc w:val="left"/>
+      <w:pPr>
+        <w:tabs>
+          <w:tab w:val="num" w:pos="5040"/>
+        </w:tabs>
+        <w:ind w:left="5040" w:hanging="360"/>
+      </w:pPr>
+      <w:rPr>
+        <w:rFonts w:ascii="Wingdings" w:hAnsi="Wingdings" w:hint="default"/>
+        <w:sz w:val="20"/>
+      </w:rPr>
+    </w:lvl>
+    <w:lvl w:ilvl="7" w:tentative="1">
+      <w:start w:val="1"/>
+      <w:numFmt w:val="bullet"/>
+      <w:lvlText w:val=""/>
+      <w:lvlJc w:val="left"/>
+      <w:pPr>
+        <w:tabs>
+          <w:tab w:val="num" w:pos="5760"/>
+        </w:tabs>
+        <w:ind w:left="5760" w:hanging="360"/>
+      </w:pPr>
+      <w:rPr>
+        <w:rFonts w:ascii="Wingdings" w:hAnsi="Wingdings" w:hint="default"/>
+        <w:sz w:val="20"/>
+      </w:rPr>
+    </w:lvl>
+    <w:lvl w:ilvl="8" w:tentative="1">
+      <w:start w:val="1"/>
+      <w:numFmt w:val="bullet"/>
+      <w:lvlText w:val=""/>
+      <w:lvlJc w:val="left"/>
+      <w:pPr>
+        <w:tabs>
+          <w:tab w:val="num" w:pos="6480"/>
+        </w:tabs>
+        <w:ind w:left="6480" w:hanging="360"/>
+      </w:pPr>
+      <w:rPr>
+        <w:rFonts w:ascii="Wingdings" w:hAnsi="Wingdings" w:hint="default"/>
+        <w:sz w:val="20"/>
+      </w:rPr>
+    </w:lvl>
+  </w:abstractNum>
+  <w:abstractNum w:abstractNumId="9" w15:restartNumberingAfterBreak="0">
+    <w:nsid w:val="714B15B9"/>
+    <w:multiLevelType w:val="multilevel"/>
+    <w:tmpl w:val="026EA85A"/>
+    <w:lvl w:ilvl="0">
+      <w:start w:val="1"/>
+      <w:numFmt w:val="bullet"/>
+      <w:lvlText w:val=""/>
+      <w:lvlJc w:val="left"/>
+      <w:pPr>
+        <w:tabs>
+          <w:tab w:val="num" w:pos="720"/>
+        </w:tabs>
+        <w:ind w:left="720" w:hanging="360"/>
+      </w:pPr>
+      <w:rPr>
+        <w:rFonts w:ascii="Symbol" w:hAnsi="Symbol" w:hint="default"/>
+        <w:sz w:val="20"/>
+      </w:rPr>
+    </w:lvl>
+    <w:lvl w:ilvl="1">
+      <w:start w:val="1"/>
+      <w:numFmt w:val="bullet"/>
+      <w:lvlText w:val="o"/>
+      <w:lvlJc w:val="left"/>
+      <w:pPr>
+        <w:tabs>
+          <w:tab w:val="num" w:pos="1440"/>
+        </w:tabs>
+        <w:ind w:left="1440" w:hanging="360"/>
+      </w:pPr>
+      <w:rPr>
+        <w:rFonts w:ascii="Courier New" w:hAnsi="Courier New" w:hint="default"/>
+        <w:sz w:val="20"/>
+      </w:rPr>
+    </w:lvl>
+    <w:lvl w:ilvl="2" w:tentative="1">
+      <w:start w:val="1"/>
+      <w:numFmt w:val="bullet"/>
+      <w:lvlText w:val=""/>
+      <w:lvlJc w:val="left"/>
+      <w:pPr>
+        <w:tabs>
+          <w:tab w:val="num" w:pos="2160"/>
+        </w:tabs>
+        <w:ind w:left="2160" w:hanging="360"/>
+      </w:pPr>
+      <w:rPr>
+        <w:rFonts w:ascii="Wingdings" w:hAnsi="Wingdings" w:hint="default"/>
+        <w:sz w:val="20"/>
+      </w:rPr>
+    </w:lvl>
+    <w:lvl w:ilvl="3" w:tentative="1">
+      <w:start w:val="1"/>
+      <w:numFmt w:val="bullet"/>
+      <w:lvlText w:val=""/>
+      <w:lvlJc w:val="left"/>
+      <w:pPr>
+        <w:tabs>
+          <w:tab w:val="num" w:pos="2880"/>
+        </w:tabs>
+        <w:ind w:left="2880" w:hanging="360"/>
+      </w:pPr>
+      <w:rPr>
+        <w:rFonts w:ascii="Wingdings" w:hAnsi="Wingdings" w:hint="default"/>
+        <w:sz w:val="20"/>
+      </w:rPr>
+    </w:lvl>
+    <w:lvl w:ilvl="4" w:tentative="1">
+      <w:start w:val="1"/>
+      <w:numFmt w:val="bullet"/>
+      <w:lvlText w:val=""/>
+      <w:lvlJc w:val="left"/>
+      <w:pPr>
+        <w:tabs>
+          <w:tab w:val="num" w:pos="3600"/>
+        </w:tabs>
+        <w:ind w:left="3600" w:hanging="360"/>
+      </w:pPr>
+      <w:rPr>
+        <w:rFonts w:ascii="Wingdings" w:hAnsi="Wingdings" w:hint="default"/>
+        <w:sz w:val="20"/>
+      </w:rPr>
+    </w:lvl>
+    <w:lvl w:ilvl="5" w:tentative="1">
+      <w:start w:val="1"/>
+      <w:numFmt w:val="bullet"/>
+      <w:lvlText w:val=""/>
+      <w:lvlJc w:val="left"/>
+      <w:pPr>
+        <w:tabs>
+          <w:tab w:val="num" w:pos="4320"/>
+        </w:tabs>
+        <w:ind w:left="4320" w:hanging="360"/>
+      </w:pPr>
+      <w:rPr>
+        <w:rFonts w:ascii="Wingdings" w:hAnsi="Wingdings" w:hint="default"/>
+        <w:sz w:val="20"/>
+      </w:rPr>
+    </w:lvl>
+    <w:lvl w:ilvl="6" w:tentative="1">
+      <w:start w:val="1"/>
+      <w:numFmt w:val="bullet"/>
+      <w:lvlText w:val=""/>
+      <w:lvlJc w:val="left"/>
+      <w:pPr>
+        <w:tabs>
+          <w:tab w:val="num" w:pos="5040"/>
+        </w:tabs>
+        <w:ind w:left="5040" w:hanging="360"/>
+      </w:pPr>
+      <w:rPr>
+        <w:rFonts w:ascii="Wingdings" w:hAnsi="Wingdings" w:hint="default"/>
+        <w:sz w:val="20"/>
+      </w:rPr>
+    </w:lvl>
+    <w:lvl w:ilvl="7" w:tentative="1">
+      <w:start w:val="1"/>
+      <w:numFmt w:val="bullet"/>
+      <w:lvlText w:val=""/>
+      <w:lvlJc w:val="left"/>
+      <w:pPr>
+        <w:tabs>
+          <w:tab w:val="num" w:pos="5760"/>
+        </w:tabs>
+        <w:ind w:left="5760" w:hanging="360"/>
+      </w:pPr>
+      <w:rPr>
+        <w:rFonts w:ascii="Wingdings" w:hAnsi="Wingdings" w:hint="default"/>
+        <w:sz w:val="20"/>
+      </w:rPr>
+    </w:lvl>
+    <w:lvl w:ilvl="8" w:tentative="1">
+      <w:start w:val="1"/>
+      <w:numFmt w:val="bullet"/>
+      <w:lvlText w:val=""/>
+      <w:lvlJc w:val="left"/>
+      <w:pPr>
+        <w:tabs>
+          <w:tab w:val="num" w:pos="6480"/>
+        </w:tabs>
+        <w:ind w:left="6480" w:hanging="360"/>
+      </w:pPr>
+      <w:rPr>
+        <w:rFonts w:ascii="Wingdings" w:hAnsi="Wingdings" w:hint="default"/>
+        <w:sz w:val="20"/>
+      </w:rPr>
+    </w:lvl>
+  </w:abstractNum>
+  <w:abstractNum w:abstractNumId="10" w15:restartNumberingAfterBreak="0">
+    <w:nsid w:val="7FB75F01"/>
+    <w:multiLevelType w:val="multilevel"/>
+    <w:tmpl w:val="081EB390"/>
+    <w:lvl w:ilvl="0">
+      <w:start w:val="1"/>
+      <w:numFmt w:val="bullet"/>
+      <w:lvlText w:val=""/>
+      <w:lvlJc w:val="left"/>
+      <w:pPr>
+        <w:tabs>
+          <w:tab w:val="num" w:pos="720"/>
+        </w:tabs>
+        <w:ind w:left="720" w:hanging="360"/>
+      </w:pPr>
+      <w:rPr>
+        <w:rFonts w:ascii="Symbol" w:hAnsi="Symbol" w:hint="default"/>
+        <w:sz w:val="20"/>
+      </w:rPr>
+    </w:lvl>
+    <w:lvl w:ilvl="1" w:tentative="1">
+      <w:start w:val="1"/>
+      <w:numFmt w:val="bullet"/>
+      <w:lvlText w:val="o"/>
+      <w:lvlJc w:val="left"/>
+      <w:pPr>
+        <w:tabs>
+          <w:tab w:val="num" w:pos="1440"/>
+        </w:tabs>
+        <w:ind w:left="1440" w:hanging="360"/>
+      </w:pPr>
+      <w:rPr>
+        <w:rFonts w:ascii="Courier New" w:hAnsi="Courier New" w:hint="default"/>
+        <w:sz w:val="20"/>
+      </w:rPr>
+    </w:lvl>
+    <w:lvl w:ilvl="2" w:tentative="1">
+      <w:start w:val="1"/>
+      <w:numFmt w:val="bullet"/>
+      <w:lvlText w:val=""/>
+      <w:lvlJc w:val="left"/>
+      <w:pPr>
+        <w:tabs>
+          <w:tab w:val="num" w:pos="2160"/>
+        </w:tabs>
+        <w:ind w:left="2160" w:hanging="360"/>
+      </w:pPr>
+      <w:rPr>
+        <w:rFonts w:ascii="Wingdings" w:hAnsi="Wingdings" w:hint="default"/>
+        <w:sz w:val="20"/>
+      </w:rPr>
+    </w:lvl>
+    <w:lvl w:ilvl="3" w:tentative="1">
+      <w:start w:val="1"/>
+      <w:numFmt w:val="bullet"/>
+      <w:lvlText w:val=""/>
+      <w:lvlJc w:val="left"/>
+      <w:pPr>
+        <w:tabs>
+          <w:tab w:val="num" w:pos="2880"/>
+        </w:tabs>
+        <w:ind w:left="2880" w:hanging="360"/>
+      </w:pPr>
+      <w:rPr>
+        <w:rFonts w:ascii="Wingdings" w:hAnsi="Wingdings" w:hint="default"/>
+        <w:sz w:val="20"/>
+      </w:rPr>
+    </w:lvl>
+    <w:lvl w:ilvl="4" w:tentative="1">
+      <w:start w:val="1"/>
+      <w:numFmt w:val="bullet"/>
+      <w:lvlText w:val=""/>
+      <w:lvlJc w:val="left"/>
+      <w:pPr>
+        <w:tabs>
+          <w:tab w:val="num" w:pos="3600"/>
+        </w:tabs>
+        <w:ind w:left="3600" w:hanging="360"/>
+      </w:pPr>
+      <w:rPr>
+        <w:rFonts w:ascii="Wingdings" w:hAnsi="Wingdings" w:hint="default"/>
+        <w:sz w:val="20"/>
+      </w:rPr>
+    </w:lvl>
+    <w:lvl w:ilvl="5" w:tentative="1">
+      <w:start w:val="1"/>
+      <w:numFmt w:val="bullet"/>
+      <w:lvlText w:val=""/>
+      <w:lvlJc w:val="left"/>
+      <w:pPr>
+        <w:tabs>
+          <w:tab w:val="num" w:pos="4320"/>
+        </w:tabs>
+        <w:ind w:left="4320" w:hanging="360"/>
+      </w:pPr>
+      <w:rPr>
+        <w:rFonts w:ascii="Wingdings" w:hAnsi="Wingdings" w:hint="default"/>
+        <w:sz w:val="20"/>
+      </w:rPr>
+    </w:lvl>
+    <w:lvl w:ilvl="6" w:tentative="1">
+      <w:start w:val="1"/>
+      <w:numFmt w:val="bullet"/>
+      <w:lvlText w:val=""/>
+      <w:lvlJc w:val="left"/>
+      <w:pPr>
+        <w:tabs>
+          <w:tab w:val="num" w:pos="5040"/>
+        </w:tabs>
+        <w:ind w:left="5040" w:hanging="360"/>
+      </w:pPr>
+      <w:rPr>
+        <w:rFonts w:ascii="Wingdings" w:hAnsi="Wingdings" w:hint="default"/>
+        <w:sz w:val="20"/>
+      </w:rPr>
+    </w:lvl>
+    <w:lvl w:ilvl="7" w:tentative="1">
+      <w:start w:val="1"/>
+      <w:numFmt w:val="bullet"/>
+      <w:lvlText w:val=""/>
+      <w:lvlJc w:val="left"/>
+      <w:pPr>
+        <w:tabs>
+          <w:tab w:val="num" w:pos="5760"/>
+        </w:tabs>
+        <w:ind w:left="5760" w:hanging="360"/>
+      </w:pPr>
+      <w:rPr>
+        <w:rFonts w:ascii="Wingdings" w:hAnsi="Wingdings" w:hint="default"/>
+        <w:sz w:val="20"/>
+      </w:rPr>
+    </w:lvl>
+    <w:lvl w:ilvl="8" w:tentative="1">
+      <w:start w:val="1"/>
+      <w:numFmt w:val="bullet"/>
+      <w:lvlText w:val=""/>
+      <w:lvlJc w:val="left"/>
+      <w:pPr>
+        <w:tabs>
+          <w:tab w:val="num" w:pos="6480"/>
+        </w:tabs>
+        <w:ind w:left="6480" w:hanging="360"/>
+      </w:pPr>
+      <w:rPr>
+        <w:rFonts w:ascii="Wingdings" w:hAnsi="Wingdings" w:hint="default"/>
+        <w:sz w:val="20"/>
+      </w:rPr>
+    </w:lvl>
+  </w:abstractNum>
   <w:num w:numId="1" w16cid:durableId="1634869786">
+    <w:abstractNumId w:val="6"/>
+  </w:num>
+  <w:num w:numId="2" w16cid:durableId="62415969">
+    <w:abstractNumId w:val="1"/>
+  </w:num>
+  <w:num w:numId="3" w16cid:durableId="1189488258">
+    <w:abstractNumId w:val="5"/>
+  </w:num>
+  <w:num w:numId="4" w16cid:durableId="1628122188">
+    <w:abstractNumId w:val="8"/>
+  </w:num>
+  <w:num w:numId="5" w16cid:durableId="1927306993">
+    <w:abstractNumId w:val="4"/>
+  </w:num>
+  <w:num w:numId="6" w16cid:durableId="1545025716">
+    <w:abstractNumId w:val="0"/>
+  </w:num>
+  <w:num w:numId="7" w16cid:durableId="1676149409">
+    <w:abstractNumId w:val="3"/>
+  </w:num>
+  <w:num w:numId="8" w16cid:durableId="551043410">
+    <w:abstractNumId w:val="10"/>
+  </w:num>
+  <w:num w:numId="9" w16cid:durableId="1069351622">
+    <w:abstractNumId w:val="7"/>
+  </w:num>
+  <w:num w:numId="10" w16cid:durableId="1469517463">
     <w:abstractNumId w:val="2"/>
   </w:num>
-  <w:num w:numId="2" w16cid:durableId="62415969">
-    <w:abstractNumId w:val="0"/>
-  </w:num>
-  <w:num w:numId="3" w16cid:durableId="1189488258">
-    <w:abstractNumId w:val="1"/>
+  <w:num w:numId="11" w16cid:durableId="53352447">
+    <w:abstractNumId w:val="9"/>
   </w:num>
 </w:numbering>
 </file>
